--- a/docs/Documento explicativo.docx
+++ b/docs/Documento explicativo.docx
@@ -16,7 +16,7 @@
           <w:lang w:val="es-ES_tradnl"/>
         </w:rPr>
         <w:drawing>
-          <wp:anchor distT="0" distB="0" distL="114300" distR="114300" simplePos="0" relativeHeight="251658240" behindDoc="1" locked="0" layoutInCell="1" allowOverlap="1" wp14:anchorId="2D66BE1D" wp14:editId="66F6BB6C">
+          <wp:anchor distT="0" distB="0" distL="114300" distR="114300" simplePos="0" relativeHeight="251658240" behindDoc="1" locked="0" layoutInCell="1" allowOverlap="1" wp14:anchorId="2D66BE1D" wp14:editId="422136D0">
             <wp:simplePos x="0" y="0"/>
             <wp:positionH relativeFrom="column">
               <wp:posOffset>-589915</wp:posOffset>
@@ -126,7 +126,13 @@
       </w:r>
       <w:proofErr w:type="spellStart"/>
       <w:r>
-        <w:t>SportStyle</w:t>
+        <w:t>Sport</w:t>
+      </w:r>
+      <w:r>
+        <w:t>y</w:t>
+      </w:r>
+      <w:r>
+        <w:t>Style</w:t>
       </w:r>
       <w:proofErr w:type="spellEnd"/>
     </w:p>
@@ -222,16 +228,8 @@
                               <w:rPr>
                                 <w:color w:val="FFFFFF" w:themeColor="background1"/>
                               </w:rPr>
-                              <w:t xml:space="preserve"> Jose Manuel Alvarez </w:t>
+                              <w:t xml:space="preserve"> Jose Manuel Alvarez Garcia</w:t>
                             </w:r>
-                            <w:proofErr w:type="spellStart"/>
-                            <w:r>
-                              <w:rPr>
-                                <w:color w:val="FFFFFF" w:themeColor="background1"/>
-                              </w:rPr>
-                              <w:t>Garcia</w:t>
-                            </w:r>
-                            <w:proofErr w:type="spellEnd"/>
                           </w:p>
                           <w:p>
                             <w:pPr>
@@ -272,21 +270,7 @@
                               <w:rPr>
                                 <w:color w:val="FFFFFF" w:themeColor="background1"/>
                               </w:rPr>
-                              <w:t xml:space="preserve"> </w:t>
-                            </w:r>
-                            <w:proofErr w:type="spellStart"/>
-                            <w:r>
-                              <w:rPr>
-                                <w:color w:val="FFFFFF" w:themeColor="background1"/>
-                              </w:rPr>
-                              <w:t>Zugehy</w:t>
-                            </w:r>
-                            <w:proofErr w:type="spellEnd"/>
-                            <w:r>
-                              <w:rPr>
-                                <w:color w:val="FFFFFF" w:themeColor="background1"/>
-                              </w:rPr>
-                              <w:t xml:space="preserve"> Escalante Issele</w:t>
+                              <w:t xml:space="preserve"> Zugehy Escalante Issele</w:t>
                             </w:r>
                           </w:p>
                           <w:p>
@@ -383,16 +367,8 @@
                         <w:rPr>
                           <w:color w:val="FFFFFF" w:themeColor="background1"/>
                         </w:rPr>
-                        <w:t xml:space="preserve"> Jose Manuel Alvarez </w:t>
+                        <w:t xml:space="preserve"> Jose Manuel Alvarez Garcia</w:t>
                       </w:r>
-                      <w:proofErr w:type="spellStart"/>
-                      <w:r>
-                        <w:rPr>
-                          <w:color w:val="FFFFFF" w:themeColor="background1"/>
-                        </w:rPr>
-                        <w:t>Garcia</w:t>
-                      </w:r>
-                      <w:proofErr w:type="spellEnd"/>
                     </w:p>
                     <w:p>
                       <w:pPr>
@@ -433,21 +409,7 @@
                         <w:rPr>
                           <w:color w:val="FFFFFF" w:themeColor="background1"/>
                         </w:rPr>
-                        <w:t xml:space="preserve"> </w:t>
-                      </w:r>
-                      <w:proofErr w:type="spellStart"/>
-                      <w:r>
-                        <w:rPr>
-                          <w:color w:val="FFFFFF" w:themeColor="background1"/>
-                        </w:rPr>
-                        <w:t>Zugehy</w:t>
-                      </w:r>
-                      <w:proofErr w:type="spellEnd"/>
-                      <w:r>
-                        <w:rPr>
-                          <w:color w:val="FFFFFF" w:themeColor="background1"/>
-                        </w:rPr>
-                        <w:t xml:space="preserve"> Escalante Issele</w:t>
+                        <w:t xml:space="preserve"> Zugehy Escalante Issele</w:t>
                       </w:r>
                     </w:p>
                     <w:p>
@@ -617,7 +579,7 @@
             </w:rPr>
             <w:fldChar w:fldCharType="separate"/>
           </w:r>
-          <w:hyperlink w:anchor="_Toc228056231" w:history="1">
+          <w:hyperlink w:anchor="_Toc228538731" w:history="1">
             <w:r>
               <w:rPr>
                 <w:rStyle w:val="Hipervnculo"/>
@@ -644,7 +606,7 @@
                 <w:noProof/>
                 <w:webHidden/>
               </w:rPr>
-              <w:instrText xml:space="preserve"> PAGEREF _Toc228056231 \h </w:instrText>
+              <w:instrText xml:space="preserve"> PAGEREF _Toc228538731 \h </w:instrText>
             </w:r>
             <w:r>
               <w:rPr>
@@ -692,7 +654,7 @@
               <w14:ligatures w14:val="standardContextual"/>
             </w:rPr>
           </w:pPr>
-          <w:hyperlink w:anchor="_Toc228056232" w:history="1">
+          <w:hyperlink w:anchor="_Toc228538732" w:history="1">
             <w:r>
               <w:rPr>
                 <w:rStyle w:val="Hipervnculo"/>
@@ -719,7 +681,7 @@
                 <w:noProof/>
                 <w:webHidden/>
               </w:rPr>
-              <w:instrText xml:space="preserve"> PAGEREF _Toc228056232 \h </w:instrText>
+              <w:instrText xml:space="preserve"> PAGEREF _Toc228538732 \h </w:instrText>
             </w:r>
             <w:r>
               <w:rPr>
@@ -766,7 +728,7 @@
               <w14:ligatures w14:val="standardContextual"/>
             </w:rPr>
           </w:pPr>
-          <w:hyperlink w:anchor="_Toc228056233" w:history="1">
+          <w:hyperlink w:anchor="_Toc228538733" w:history="1">
             <w:r>
               <w:rPr>
                 <w:rStyle w:val="Hipervnculo"/>
@@ -793,7 +755,7 @@
                 <w:noProof/>
                 <w:webHidden/>
               </w:rPr>
-              <w:instrText xml:space="preserve"> PAGEREF _Toc228056233 \h </w:instrText>
+              <w:instrText xml:space="preserve"> PAGEREF _Toc228538733 \h </w:instrText>
             </w:r>
             <w:r>
               <w:rPr>
@@ -840,7 +802,7 @@
               <w14:ligatures w14:val="standardContextual"/>
             </w:rPr>
           </w:pPr>
-          <w:hyperlink w:anchor="_Toc228056234" w:history="1">
+          <w:hyperlink w:anchor="_Toc228538734" w:history="1">
             <w:r>
               <w:rPr>
                 <w:rStyle w:val="Hipervnculo"/>
@@ -867,7 +829,7 @@
                 <w:noProof/>
                 <w:webHidden/>
               </w:rPr>
-              <w:instrText xml:space="preserve"> PAGEREF _Toc228056234 \h </w:instrText>
+              <w:instrText xml:space="preserve"> PAGEREF _Toc228538734 \h </w:instrText>
             </w:r>
             <w:r>
               <w:rPr>
@@ -914,7 +876,7 @@
               <w14:ligatures w14:val="standardContextual"/>
             </w:rPr>
           </w:pPr>
-          <w:hyperlink w:anchor="_Toc228056235" w:history="1">
+          <w:hyperlink w:anchor="_Toc228538735" w:history="1">
             <w:r>
               <w:rPr>
                 <w:rStyle w:val="Hipervnculo"/>
@@ -941,7 +903,7 @@
                 <w:noProof/>
                 <w:webHidden/>
               </w:rPr>
-              <w:instrText xml:space="preserve"> PAGEREF _Toc228056235 \h </w:instrText>
+              <w:instrText xml:space="preserve"> PAGEREF _Toc228538735 \h </w:instrText>
             </w:r>
             <w:r>
               <w:rPr>
@@ -988,7 +950,7 @@
               <w14:ligatures w14:val="standardContextual"/>
             </w:rPr>
           </w:pPr>
-          <w:hyperlink w:anchor="_Toc228056236" w:history="1">
+          <w:hyperlink w:anchor="_Toc228538736" w:history="1">
             <w:r>
               <w:rPr>
                 <w:rStyle w:val="Hipervnculo"/>
@@ -1015,7 +977,7 @@
                 <w:noProof/>
                 <w:webHidden/>
               </w:rPr>
-              <w:instrText xml:space="preserve"> PAGEREF _Toc228056236 \h </w:instrText>
+              <w:instrText xml:space="preserve"> PAGEREF _Toc228538736 \h </w:instrText>
             </w:r>
             <w:r>
               <w:rPr>
@@ -1035,7 +997,7 @@
                 <w:noProof/>
                 <w:webHidden/>
               </w:rPr>
-              <w:t>10</w:t>
+              <w:t>9</w:t>
             </w:r>
             <w:r>
               <w:rPr>
@@ -1062,7 +1024,7 @@
               <w14:ligatures w14:val="standardContextual"/>
             </w:rPr>
           </w:pPr>
-          <w:hyperlink w:anchor="_Toc228056237" w:history="1">
+          <w:hyperlink w:anchor="_Toc228538737" w:history="1">
             <w:r>
               <w:rPr>
                 <w:rStyle w:val="Hipervnculo"/>
@@ -1089,7 +1051,7 @@
                 <w:noProof/>
                 <w:webHidden/>
               </w:rPr>
-              <w:instrText xml:space="preserve"> PAGEREF _Toc228056237 \h </w:instrText>
+              <w:instrText xml:space="preserve"> PAGEREF _Toc228538737 \h </w:instrText>
             </w:r>
             <w:r>
               <w:rPr>
@@ -1136,7 +1098,7 @@
               <w14:ligatures w14:val="standardContextual"/>
             </w:rPr>
           </w:pPr>
-          <w:hyperlink w:anchor="_Toc228056238" w:history="1">
+          <w:hyperlink w:anchor="_Toc228538738" w:history="1">
             <w:r>
               <w:rPr>
                 <w:rStyle w:val="Hipervnculo"/>
@@ -1163,7 +1125,7 @@
                 <w:noProof/>
                 <w:webHidden/>
               </w:rPr>
-              <w:instrText xml:space="preserve"> PAGEREF _Toc228056238 \h </w:instrText>
+              <w:instrText xml:space="preserve"> PAGEREF _Toc228538738 \h </w:instrText>
             </w:r>
             <w:r>
               <w:rPr>
@@ -1210,7 +1172,7 @@
               <w14:ligatures w14:val="standardContextual"/>
             </w:rPr>
           </w:pPr>
-          <w:hyperlink w:anchor="_Toc228056239" w:history="1">
+          <w:hyperlink w:anchor="_Toc228538739" w:history="1">
             <w:r>
               <w:rPr>
                 <w:rStyle w:val="Hipervnculo"/>
@@ -1237,7 +1199,7 @@
                 <w:noProof/>
                 <w:webHidden/>
               </w:rPr>
-              <w:instrText xml:space="preserve"> PAGEREF _Toc228056239 \h </w:instrText>
+              <w:instrText xml:space="preserve"> PAGEREF _Toc228538739 \h </w:instrText>
             </w:r>
             <w:r>
               <w:rPr>
@@ -1257,7 +1219,7 @@
                 <w:noProof/>
                 <w:webHidden/>
               </w:rPr>
-              <w:t>12</w:t>
+              <w:t>11</w:t>
             </w:r>
             <w:r>
               <w:rPr>
@@ -1284,7 +1246,7 @@
               <w14:ligatures w14:val="standardContextual"/>
             </w:rPr>
           </w:pPr>
-          <w:hyperlink w:anchor="_Toc228056240" w:history="1">
+          <w:hyperlink w:anchor="_Toc228538740" w:history="1">
             <w:r>
               <w:rPr>
                 <w:rStyle w:val="Hipervnculo"/>
@@ -1311,7 +1273,7 @@
                 <w:noProof/>
                 <w:webHidden/>
               </w:rPr>
-              <w:instrText xml:space="preserve"> PAGEREF _Toc228056240 \h </w:instrText>
+              <w:instrText xml:space="preserve"> PAGEREF _Toc228538740 \h </w:instrText>
             </w:r>
             <w:r>
               <w:rPr>
@@ -1358,7 +1320,7 @@
               <w14:ligatures w14:val="standardContextual"/>
             </w:rPr>
           </w:pPr>
-          <w:hyperlink w:anchor="_Toc228056241" w:history="1">
+          <w:hyperlink w:anchor="_Toc228538741" w:history="1">
             <w:r>
               <w:rPr>
                 <w:rStyle w:val="Hipervnculo"/>
@@ -1385,7 +1347,7 @@
                 <w:noProof/>
                 <w:webHidden/>
               </w:rPr>
-              <w:instrText xml:space="preserve"> PAGEREF _Toc228056241 \h </w:instrText>
+              <w:instrText xml:space="preserve"> PAGEREF _Toc228538741 \h </w:instrText>
             </w:r>
             <w:r>
               <w:rPr>
@@ -1432,7 +1394,7 @@
               <w14:ligatures w14:val="standardContextual"/>
             </w:rPr>
           </w:pPr>
-          <w:hyperlink w:anchor="_Toc228056242" w:history="1">
+          <w:hyperlink w:anchor="_Toc228538742" w:history="1">
             <w:r>
               <w:rPr>
                 <w:rStyle w:val="Hipervnculo"/>
@@ -1459,7 +1421,7 @@
                 <w:noProof/>
                 <w:webHidden/>
               </w:rPr>
-              <w:instrText xml:space="preserve"> PAGEREF _Toc228056242 \h </w:instrText>
+              <w:instrText xml:space="preserve"> PAGEREF _Toc228538742 \h </w:instrText>
             </w:r>
             <w:r>
               <w:rPr>
@@ -1479,7 +1441,7 @@
                 <w:noProof/>
                 <w:webHidden/>
               </w:rPr>
-              <w:t>14</w:t>
+              <w:t>13</w:t>
             </w:r>
             <w:r>
               <w:rPr>
@@ -1506,7 +1468,7 @@
               <w14:ligatures w14:val="standardContextual"/>
             </w:rPr>
           </w:pPr>
-          <w:hyperlink w:anchor="_Toc228056243" w:history="1">
+          <w:hyperlink w:anchor="_Toc228538743" w:history="1">
             <w:r>
               <w:rPr>
                 <w:rStyle w:val="Hipervnculo"/>
@@ -1533,7 +1495,7 @@
                 <w:noProof/>
                 <w:webHidden/>
               </w:rPr>
-              <w:instrText xml:space="preserve"> PAGEREF _Toc228056243 \h </w:instrText>
+              <w:instrText xml:space="preserve"> PAGEREF _Toc228538743 \h </w:instrText>
             </w:r>
             <w:r>
               <w:rPr>
@@ -1553,7 +1515,7 @@
                 <w:noProof/>
                 <w:webHidden/>
               </w:rPr>
-              <w:t>15</w:t>
+              <w:t>14</w:t>
             </w:r>
             <w:r>
               <w:rPr>
@@ -1580,7 +1542,7 @@
               <w14:ligatures w14:val="standardContextual"/>
             </w:rPr>
           </w:pPr>
-          <w:hyperlink w:anchor="_Toc228056244" w:history="1">
+          <w:hyperlink w:anchor="_Toc228538744" w:history="1">
             <w:r>
               <w:rPr>
                 <w:rStyle w:val="Hipervnculo"/>
@@ -1607,7 +1569,7 @@
                 <w:noProof/>
                 <w:webHidden/>
               </w:rPr>
-              <w:instrText xml:space="preserve"> PAGEREF _Toc228056244 \h </w:instrText>
+              <w:instrText xml:space="preserve"> PAGEREF _Toc228538744 \h </w:instrText>
             </w:r>
             <w:r>
               <w:rPr>
@@ -1627,7 +1589,7 @@
                 <w:noProof/>
                 <w:webHidden/>
               </w:rPr>
-              <w:t>16</w:t>
+              <w:t>15</w:t>
             </w:r>
             <w:r>
               <w:rPr>
@@ -1654,7 +1616,7 @@
               <w14:ligatures w14:val="standardContextual"/>
             </w:rPr>
           </w:pPr>
-          <w:hyperlink w:anchor="_Toc228056245" w:history="1">
+          <w:hyperlink w:anchor="_Toc228538745" w:history="1">
             <w:r>
               <w:rPr>
                 <w:rStyle w:val="Hipervnculo"/>
@@ -1681,7 +1643,7 @@
                 <w:noProof/>
                 <w:webHidden/>
               </w:rPr>
-              <w:instrText xml:space="preserve"> PAGEREF _Toc228056245 \h </w:instrText>
+              <w:instrText xml:space="preserve"> PAGEREF _Toc228538745 \h </w:instrText>
             </w:r>
             <w:r>
               <w:rPr>
@@ -1701,7 +1663,7 @@
                 <w:noProof/>
                 <w:webHidden/>
               </w:rPr>
-              <w:t>16</w:t>
+              <w:t>15</w:t>
             </w:r>
             <w:r>
               <w:rPr>
@@ -1728,7 +1690,7 @@
               <w14:ligatures w14:val="standardContextual"/>
             </w:rPr>
           </w:pPr>
-          <w:hyperlink w:anchor="_Toc228056246" w:history="1">
+          <w:hyperlink w:anchor="_Toc228538746" w:history="1">
             <w:r>
               <w:rPr>
                 <w:rStyle w:val="Hipervnculo"/>
@@ -1755,7 +1717,7 @@
                 <w:noProof/>
                 <w:webHidden/>
               </w:rPr>
-              <w:instrText xml:space="preserve"> PAGEREF _Toc228056246 \h </w:instrText>
+              <w:instrText xml:space="preserve"> PAGEREF _Toc228538746 \h </w:instrText>
             </w:r>
             <w:r>
               <w:rPr>
@@ -1802,7 +1764,7 @@
               <w14:ligatures w14:val="standardContextual"/>
             </w:rPr>
           </w:pPr>
-          <w:hyperlink w:anchor="_Toc228056247" w:history="1">
+          <w:hyperlink w:anchor="_Toc228538747" w:history="1">
             <w:r>
               <w:rPr>
                 <w:rStyle w:val="Hipervnculo"/>
@@ -1829,7 +1791,7 @@
                 <w:noProof/>
                 <w:webHidden/>
               </w:rPr>
-              <w:instrText xml:space="preserve"> PAGEREF _Toc228056247 \h </w:instrText>
+              <w:instrText xml:space="preserve"> PAGEREF _Toc228538747 \h </w:instrText>
             </w:r>
             <w:r>
               <w:rPr>
@@ -1849,7 +1811,7 @@
                 <w:noProof/>
                 <w:webHidden/>
               </w:rPr>
-              <w:t>18</w:t>
+              <w:t>17</w:t>
             </w:r>
             <w:r>
               <w:rPr>
@@ -1876,7 +1838,7 @@
               <w14:ligatures w14:val="standardContextual"/>
             </w:rPr>
           </w:pPr>
-          <w:hyperlink w:anchor="_Toc228056248" w:history="1">
+          <w:hyperlink w:anchor="_Toc228538748" w:history="1">
             <w:r>
               <w:rPr>
                 <w:rStyle w:val="Hipervnculo"/>
@@ -1903,7 +1865,7 @@
                 <w:noProof/>
                 <w:webHidden/>
               </w:rPr>
-              <w:instrText xml:space="preserve"> PAGEREF _Toc228056248 \h </w:instrText>
+              <w:instrText xml:space="preserve"> PAGEREF _Toc228538748 \h </w:instrText>
             </w:r>
             <w:r>
               <w:rPr>
@@ -1950,7 +1912,7 @@
               <w14:ligatures w14:val="standardContextual"/>
             </w:rPr>
           </w:pPr>
-          <w:hyperlink w:anchor="_Toc228056249" w:history="1">
+          <w:hyperlink w:anchor="_Toc228538749" w:history="1">
             <w:r>
               <w:rPr>
                 <w:rStyle w:val="Hipervnculo"/>
@@ -1977,7 +1939,7 @@
                 <w:noProof/>
                 <w:webHidden/>
               </w:rPr>
-              <w:instrText xml:space="preserve"> PAGEREF _Toc228056249 \h </w:instrText>
+              <w:instrText xml:space="preserve"> PAGEREF _Toc228538749 \h </w:instrText>
             </w:r>
             <w:r>
               <w:rPr>
@@ -2024,7 +1986,7 @@
               <w14:ligatures w14:val="standardContextual"/>
             </w:rPr>
           </w:pPr>
-          <w:hyperlink w:anchor="_Toc228056250" w:history="1">
+          <w:hyperlink w:anchor="_Toc228538750" w:history="1">
             <w:r>
               <w:rPr>
                 <w:rStyle w:val="Hipervnculo"/>
@@ -2051,7 +2013,7 @@
                 <w:noProof/>
                 <w:webHidden/>
               </w:rPr>
-              <w:instrText xml:space="preserve"> PAGEREF _Toc228056250 \h </w:instrText>
+              <w:instrText xml:space="preserve"> PAGEREF _Toc228538750 \h </w:instrText>
             </w:r>
             <w:r>
               <w:rPr>
@@ -2099,7 +2061,7 @@
               <w14:ligatures w14:val="standardContextual"/>
             </w:rPr>
           </w:pPr>
-          <w:hyperlink w:anchor="_Toc228056251" w:history="1">
+          <w:hyperlink w:anchor="_Toc228538751" w:history="1">
             <w:r>
               <w:rPr>
                 <w:rStyle w:val="Hipervnculo"/>
@@ -2126,7 +2088,7 @@
                 <w:noProof/>
                 <w:webHidden/>
               </w:rPr>
-              <w:instrText xml:space="preserve"> PAGEREF _Toc228056251 \h </w:instrText>
+              <w:instrText xml:space="preserve"> PAGEREF _Toc228538751 \h </w:instrText>
             </w:r>
             <w:r>
               <w:rPr>
@@ -2146,7 +2108,7 @@
                 <w:noProof/>
                 <w:webHidden/>
               </w:rPr>
-              <w:t>23</w:t>
+              <w:t>22</w:t>
             </w:r>
             <w:r>
               <w:rPr>
@@ -2210,7 +2172,7 @@
       <w:pPr>
         <w:pStyle w:val="Ttulo1"/>
       </w:pPr>
-      <w:bookmarkStart w:id="3" w:name="_Toc228056231"/>
+      <w:bookmarkStart w:id="3" w:name="_Toc228538731"/>
       <w:r>
         <w:lastRenderedPageBreak/>
         <w:t>Introducción</w:t>
@@ -2270,19 +2232,7 @@
           <w:rPr>
             <w:rStyle w:val="Hipervnculo"/>
           </w:rPr>
-          <w:t>Pincha aq</w:t>
-        </w:r>
-        <w:r>
-          <w:rPr>
-            <w:rStyle w:val="Hipervnculo"/>
-          </w:rPr>
-          <w:t>u</w:t>
-        </w:r>
-        <w:r>
-          <w:rPr>
-            <w:rStyle w:val="Hipervnculo"/>
-          </w:rPr>
-          <w:t>í</w:t>
+          <w:t>Pincha aquí</w:t>
         </w:r>
       </w:hyperlink>
       <w:r>
@@ -2298,19 +2248,20 @@
       <w:pPr>
         <w:pStyle w:val="Ttulo1"/>
       </w:pPr>
-      <w:bookmarkStart w:id="4" w:name="_Toc228056232"/>
+      <w:bookmarkStart w:id="4" w:name="_Toc228538732"/>
+      <w:bookmarkEnd w:id="0"/>
+      <w:bookmarkEnd w:id="2"/>
       <w:r>
         <w:lastRenderedPageBreak/>
         <w:t>Desarrollo</w:t>
       </w:r>
-      <w:bookmarkEnd w:id="2"/>
       <w:bookmarkEnd w:id="4"/>
     </w:p>
     <w:p>
       <w:pPr>
         <w:pStyle w:val="Ttulo2"/>
       </w:pPr>
-      <w:bookmarkStart w:id="5" w:name="_Toc228056233"/>
+      <w:bookmarkStart w:id="5" w:name="_Toc228538733"/>
       <w:r>
         <w:t>Flujo de autenticación con Auth0</w:t>
       </w:r>
@@ -2345,7 +2296,7 @@
       <w:pPr>
         <w:pStyle w:val="Ttulo3"/>
       </w:pPr>
-      <w:bookmarkStart w:id="6" w:name="_Toc228056234"/>
+      <w:bookmarkStart w:id="6" w:name="_Toc228538734"/>
       <w:r>
         <w:t>Configuración de la aplicación en Auth0</w:t>
       </w:r>
@@ -2389,7 +2340,7 @@
           <w:noProof/>
         </w:rPr>
         <w:drawing>
-          <wp:inline distT="0" distB="0" distL="0" distR="0" wp14:anchorId="0F43153E" wp14:editId="1A17D4CF">
+          <wp:inline distT="0" distB="0" distL="0" distR="0" wp14:anchorId="36A3C55C" wp14:editId="43D73D41">
             <wp:extent cx="4831307" cy="2225199"/>
             <wp:effectExtent l="0" t="0" r="7620" b="3810"/>
             <wp:docPr id="823117571" name="Imagen 1"/>
@@ -2469,13 +2420,7 @@
       </w:r>
       <w:r>
         <w:lastRenderedPageBreak/>
-        <w:t>el código JavaScript es visible para cualquier persona que abra las herramientas de desarrollo. Por esta razón, Auth0 no genera un Client Secret para este tipo de aplicación</w:t>
-      </w:r>
-      <w:r>
-        <w:t>,</w:t>
-      </w:r>
-      <w:r>
-        <w:t xml:space="preserve"> un secreto expuesto en el </w:t>
+        <w:t xml:space="preserve">el código JavaScript es visible para cualquier persona que abra las herramientas de desarrollo. Por esta razón, Auth0 no genera un Client Secret para este tipo de aplicación, un secreto expuesto en el </w:t>
       </w:r>
       <w:proofErr w:type="spellStart"/>
       <w:r>
@@ -2543,7 +2488,7 @@
           <w:noProof/>
         </w:rPr>
         <w:drawing>
-          <wp:inline distT="0" distB="0" distL="0" distR="0" wp14:anchorId="0BFEA5B8" wp14:editId="46DB0712">
+          <wp:inline distT="0" distB="0" distL="0" distR="0" wp14:anchorId="3355B07E" wp14:editId="7960AF5B">
             <wp:extent cx="4271749" cy="1964623"/>
             <wp:effectExtent l="0" t="0" r="0" b="0"/>
             <wp:docPr id="931525279" name="Imagen 1"/>
@@ -2615,10 +2560,10 @@
           <w:szCs w:val="24"/>
         </w:rPr>
         <w:drawing>
-          <wp:inline distT="0" distB="0" distL="0" distR="0" wp14:anchorId="049F3D12" wp14:editId="7BDF7558">
-            <wp:extent cx="5702300" cy="1167765"/>
+          <wp:inline distT="0" distB="0" distL="0" distR="0" wp14:anchorId="0D34313E" wp14:editId="2651E2AE">
+            <wp:extent cx="5702300" cy="1359535"/>
             <wp:effectExtent l="0" t="0" r="0" b="0"/>
-            <wp:docPr id="433868431" name="Imagen 1"/>
+            <wp:docPr id="522535026" name="Imagen 1"/>
             <wp:cNvGraphicFramePr>
               <a:graphicFrameLocks xmlns:a="http://schemas.openxmlformats.org/drawingml/2006/main" noChangeAspect="1"/>
             </wp:cNvGraphicFramePr>
@@ -2626,7 +2571,7 @@
               <a:graphicData uri="http://schemas.openxmlformats.org/drawingml/2006/picture">
                 <pic:pic xmlns:pic="http://schemas.openxmlformats.org/drawingml/2006/picture">
                   <pic:nvPicPr>
-                    <pic:cNvPr id="433868431" name=""/>
+                    <pic:cNvPr id="522535026" name=""/>
                     <pic:cNvPicPr/>
                   </pic:nvPicPr>
                   <pic:blipFill>
@@ -2638,7 +2583,7 @@
                   <pic:spPr>
                     <a:xfrm>
                       <a:off x="0" y="0"/>
-                      <a:ext cx="5702300" cy="1167765"/>
+                      <a:ext cx="5702300" cy="1359535"/>
                     </a:xfrm>
                     <a:prstGeom prst="rect">
                       <a:avLst/>
@@ -2652,7 +2597,16 @@
       </w:r>
     </w:p>
     <w:p>
-      <w:r>
+      <w:pPr>
+        <w:pStyle w:val="Piedefigura"/>
+      </w:pPr>
+      <w:r>
+        <w:t>Config.js</w:t>
+      </w:r>
+    </w:p>
+    <w:p>
+      <w:r>
+        <w:lastRenderedPageBreak/>
         <w:t xml:space="preserve">El </w:t>
       </w:r>
       <w:proofErr w:type="spellStart"/>
@@ -2691,11 +2645,7 @@
       </w:r>
       <w:proofErr w:type="spellEnd"/>
       <w:r>
-        <w:t xml:space="preserve"> estén </w:t>
-      </w:r>
-      <w:r>
-        <w:lastRenderedPageBreak/>
-        <w:t xml:space="preserve">correctamente restringidas en Auth0. Se configuró </w:t>
+        <w:t xml:space="preserve"> estén correctamente restringidas en Auth0. Se configuró </w:t>
       </w:r>
       <w:proofErr w:type="spellStart"/>
       <w:r>
@@ -2751,7 +2701,7 @@
       <w:pPr>
         <w:pStyle w:val="Ttulo3"/>
       </w:pPr>
-      <w:bookmarkStart w:id="7" w:name="_Toc228056235"/>
+      <w:bookmarkStart w:id="7" w:name="_Toc228538735"/>
       <w:r>
         <w:t>Flujo de autenticación paso a paso</w:t>
       </w:r>
@@ -2808,10 +2758,10 @@
           <w:noProof/>
         </w:rPr>
         <w:drawing>
-          <wp:inline distT="0" distB="0" distL="0" distR="0" wp14:anchorId="09EBA04C" wp14:editId="099646B0">
-            <wp:extent cx="4423761" cy="1937982"/>
-            <wp:effectExtent l="0" t="0" r="0" b="5715"/>
-            <wp:docPr id="2027945319" name="Imagen 1"/>
+          <wp:inline distT="0" distB="0" distL="0" distR="0" wp14:anchorId="2E71E7CE" wp14:editId="62D6A552">
+            <wp:extent cx="5702300" cy="1628775"/>
+            <wp:effectExtent l="0" t="0" r="0" b="9525"/>
+            <wp:docPr id="1020484449" name="Imagen 1"/>
             <wp:cNvGraphicFramePr>
               <a:graphicFrameLocks xmlns:a="http://schemas.openxmlformats.org/drawingml/2006/main" noChangeAspect="1"/>
             </wp:cNvGraphicFramePr>
@@ -2819,7 +2769,7 @@
               <a:graphicData uri="http://schemas.openxmlformats.org/drawingml/2006/picture">
                 <pic:pic xmlns:pic="http://schemas.openxmlformats.org/drawingml/2006/picture">
                   <pic:nvPicPr>
-                    <pic:cNvPr id="2027945319" name=""/>
+                    <pic:cNvPr id="1020484449" name=""/>
                     <pic:cNvPicPr/>
                   </pic:nvPicPr>
                   <pic:blipFill>
@@ -2831,7 +2781,7 @@
                   <pic:spPr>
                     <a:xfrm>
                       <a:off x="0" y="0"/>
-                      <a:ext cx="4440067" cy="1945125"/>
+                      <a:ext cx="5702300" cy="1628775"/>
                     </a:xfrm>
                     <a:prstGeom prst="rect">
                       <a:avLst/>
@@ -2854,6 +2804,7 @@
     </w:p>
     <w:p>
       <w:r>
+        <w:lastRenderedPageBreak/>
         <w:t xml:space="preserve">Una vez autenticado, Auth0 redirige al usuario de vuelta a la aplicación con un código de autorización temporal en la URL. Al recargar, la función </w:t>
       </w:r>
       <w:proofErr w:type="spellStart"/>
@@ -2867,11 +2818,7 @@
       </w:r>
       <w:proofErr w:type="gramEnd"/>
       <w:r>
-        <w:t xml:space="preserve">) </w:t>
-      </w:r>
-      <w:r>
-        <w:lastRenderedPageBreak/>
-        <w:t xml:space="preserve">detecta los parámetros </w:t>
+        <w:t xml:space="preserve">) detecta los parámetros </w:t>
       </w:r>
       <w:proofErr w:type="spellStart"/>
       <w:r>
@@ -2937,18 +2884,15 @@
     </w:p>
     <w:p/>
     <w:p>
-      <w:pPr>
-        <w:jc w:val="center"/>
-      </w:pPr>
       <w:r>
         <w:rPr>
           <w:noProof/>
         </w:rPr>
         <w:drawing>
-          <wp:inline distT="0" distB="0" distL="0" distR="0" wp14:anchorId="409F77CC" wp14:editId="3BABA531">
-            <wp:extent cx="4312692" cy="1983934"/>
+          <wp:inline distT="0" distB="0" distL="0" distR="0" wp14:anchorId="5F9132AC" wp14:editId="6051E24C">
+            <wp:extent cx="5702300" cy="1626235"/>
             <wp:effectExtent l="0" t="0" r="0" b="0"/>
-            <wp:docPr id="448187872" name="Imagen 1"/>
+            <wp:docPr id="1856635368" name="Imagen 1"/>
             <wp:cNvGraphicFramePr>
               <a:graphicFrameLocks xmlns:a="http://schemas.openxmlformats.org/drawingml/2006/main" noChangeAspect="1"/>
             </wp:cNvGraphicFramePr>
@@ -2956,7 +2900,7 @@
               <a:graphicData uri="http://schemas.openxmlformats.org/drawingml/2006/picture">
                 <pic:pic xmlns:pic="http://schemas.openxmlformats.org/drawingml/2006/picture">
                   <pic:nvPicPr>
-                    <pic:cNvPr id="448187872" name=""/>
+                    <pic:cNvPr id="1856635368" name=""/>
                     <pic:cNvPicPr/>
                   </pic:nvPicPr>
                   <pic:blipFill>
@@ -2968,7 +2912,7 @@
                   <pic:spPr>
                     <a:xfrm>
                       <a:off x="0" y="0"/>
-                      <a:ext cx="4324110" cy="1989187"/>
+                      <a:ext cx="5702300" cy="1626235"/>
                     </a:xfrm>
                     <a:prstGeom prst="rect">
                       <a:avLst/>
@@ -2986,10 +2930,7 @@
         <w:pStyle w:val="Piedefigura"/>
       </w:pPr>
       <w:r>
-        <w:t xml:space="preserve">Auth.js: </w:t>
-      </w:r>
-      <w:r>
-        <w:t>M</w:t>
+        <w:t>Auth.js: M</w:t>
       </w:r>
       <w:r>
         <w:t xml:space="preserve">uestra el </w:t>
@@ -3014,12 +2955,11 @@
         <w:rPr>
           <w:noProof/>
         </w:rPr>
-        <w:lastRenderedPageBreak/>
         <w:drawing>
-          <wp:inline distT="0" distB="0" distL="0" distR="0" wp14:anchorId="1CF3E023" wp14:editId="2302428A">
-            <wp:extent cx="5702300" cy="3371222"/>
-            <wp:effectExtent l="0" t="0" r="0" b="3810"/>
-            <wp:docPr id="1966002896" name="Imagen 1"/>
+          <wp:inline distT="0" distB="0" distL="0" distR="0" wp14:anchorId="40637A71" wp14:editId="435D0C0E">
+            <wp:extent cx="5702300" cy="1819910"/>
+            <wp:effectExtent l="0" t="0" r="0" b="8890"/>
+            <wp:docPr id="38402565" name="Imagen 1"/>
             <wp:cNvGraphicFramePr>
               <a:graphicFrameLocks xmlns:a="http://schemas.openxmlformats.org/drawingml/2006/main" noChangeAspect="1"/>
             </wp:cNvGraphicFramePr>
@@ -3027,32 +2967,23 @@
               <a:graphicData uri="http://schemas.openxmlformats.org/drawingml/2006/picture">
                 <pic:pic xmlns:pic="http://schemas.openxmlformats.org/drawingml/2006/picture">
                   <pic:nvPicPr>
-                    <pic:cNvPr id="1966002896" name=""/>
+                    <pic:cNvPr id="38402565" name=""/>
                     <pic:cNvPicPr/>
                   </pic:nvPicPr>
-                  <pic:blipFill rotWithShape="1">
+                  <pic:blipFill>
                     <a:blip r:embed="rId19"/>
-                    <a:srcRect b="7701"/>
                     <a:stretch>
                       <a:fillRect/>
                     </a:stretch>
                   </pic:blipFill>
-                  <pic:spPr bwMode="auto">
+                  <pic:spPr>
                     <a:xfrm>
                       <a:off x="0" y="0"/>
-                      <a:ext cx="5702300" cy="3371222"/>
+                      <a:ext cx="5702300" cy="1819910"/>
                     </a:xfrm>
                     <a:prstGeom prst="rect">
                       <a:avLst/>
                     </a:prstGeom>
-                    <a:ln>
-                      <a:noFill/>
-                    </a:ln>
-                    <a:extLst>
-                      <a:ext uri="{53640926-AAD7-44D8-BBD7-CCE9431645EC}">
-                        <a14:shadowObscured xmlns:a14="http://schemas.microsoft.com/office/drawing/2010/main"/>
-                      </a:ext>
-                    </a:extLst>
                   </pic:spPr>
                 </pic:pic>
               </a:graphicData>
@@ -3066,18 +2997,12 @@
         <w:pStyle w:val="Piedefigura"/>
       </w:pPr>
       <w:r>
-        <w:t xml:space="preserve">Auth.js: </w:t>
-      </w:r>
-      <w:r>
-        <w:t>M</w:t>
-      </w:r>
-      <w:r>
-        <w:t xml:space="preserve">uestra el </w:t>
+        <w:t xml:space="preserve">Auth.js: Muestra la restauración silenciosa de sesión vía </w:t>
       </w:r>
       <w:proofErr w:type="spellStart"/>
       <w:proofErr w:type="gramStart"/>
       <w:r>
-        <w:t>handleRedirectCallback</w:t>
+        <w:t>getTokenSilently</w:t>
       </w:r>
       <w:proofErr w:type="spellEnd"/>
       <w:r>
@@ -3085,24 +3010,20 @@
       </w:r>
       <w:proofErr w:type="gramEnd"/>
       <w:r>
-        <w:t>) y la limpieza de la URL</w:t>
-      </w:r>
-    </w:p>
-    <w:p>
-      <w:pPr>
-        <w:pStyle w:val="Piedefigura"/>
-      </w:pPr>
+        <w:t>) y la verificación del estado de autenticación."</w:t>
+      </w:r>
     </w:p>
     <w:p>
       <w:r>
         <w:rPr>
           <w:noProof/>
         </w:rPr>
+        <w:lastRenderedPageBreak/>
         <w:drawing>
-          <wp:inline distT="0" distB="0" distL="0" distR="0" wp14:anchorId="11EB8A68" wp14:editId="47E818D3">
-            <wp:extent cx="5702300" cy="1235075"/>
-            <wp:effectExtent l="0" t="0" r="0" b="3175"/>
-            <wp:docPr id="1739340690" name="Imagen 1"/>
+          <wp:inline distT="0" distB="0" distL="0" distR="0" wp14:anchorId="63A4481B" wp14:editId="306F178A">
+            <wp:extent cx="5702300" cy="517525"/>
+            <wp:effectExtent l="0" t="0" r="0" b="0"/>
+            <wp:docPr id="1939017557" name="Imagen 1"/>
             <wp:cNvGraphicFramePr>
               <a:graphicFrameLocks xmlns:a="http://schemas.openxmlformats.org/drawingml/2006/main" noChangeAspect="1"/>
             </wp:cNvGraphicFramePr>
@@ -3110,7 +3031,7 @@
               <a:graphicData uri="http://schemas.openxmlformats.org/drawingml/2006/picture">
                 <pic:pic xmlns:pic="http://schemas.openxmlformats.org/drawingml/2006/picture">
                   <pic:nvPicPr>
-                    <pic:cNvPr id="1739340690" name=""/>
+                    <pic:cNvPr id="1939017557" name=""/>
                     <pic:cNvPicPr/>
                   </pic:nvPicPr>
                   <pic:blipFill>
@@ -3122,7 +3043,7 @@
                   <pic:spPr>
                     <a:xfrm>
                       <a:off x="0" y="0"/>
-                      <a:ext cx="5702300" cy="1235075"/>
+                      <a:ext cx="5702300" cy="517525"/>
                     </a:xfrm>
                     <a:prstGeom prst="rect">
                       <a:avLst/>
@@ -3140,10 +3061,7 @@
         <w:pStyle w:val="Piedefigura"/>
       </w:pPr>
       <w:r>
-        <w:t xml:space="preserve">Auth.js: </w:t>
-      </w:r>
-      <w:r>
-        <w:t>M</w:t>
+        <w:t>Auth.js: M</w:t>
       </w:r>
       <w:r>
         <w:t xml:space="preserve">uestra el </w:t>
@@ -3171,18 +3089,12 @@
       </w:r>
     </w:p>
     <w:p/>
-    <w:p/>
-    <w:p/>
-    <w:p/>
-    <w:p/>
-    <w:p/>
     <w:p>
       <w:pPr>
         <w:pStyle w:val="Ttulo3"/>
       </w:pPr>
-      <w:bookmarkStart w:id="8" w:name="_Toc228056236"/>
-      <w:r>
-        <w:lastRenderedPageBreak/>
+      <w:bookmarkStart w:id="8" w:name="_Toc228538736"/>
+      <w:r>
         <w:t xml:space="preserve">Resultado del flujo de autenticación — </w:t>
       </w:r>
       <w:proofErr w:type="spellStart"/>
@@ -3212,13 +3124,12 @@
       <w:r>
         <w:rPr>
           <w:noProof/>
-          <w:szCs w:val="24"/>
         </w:rPr>
         <w:drawing>
-          <wp:inline distT="0" distB="0" distL="0" distR="0" wp14:anchorId="0A1FF43C" wp14:editId="3F2401FD">
-            <wp:extent cx="5702300" cy="2935605"/>
+          <wp:inline distT="0" distB="0" distL="0" distR="0" wp14:anchorId="30E6D9E8" wp14:editId="23426BC8">
+            <wp:extent cx="5702300" cy="2806065"/>
             <wp:effectExtent l="0" t="0" r="0" b="0"/>
-            <wp:docPr id="884220251" name="Imagen 1"/>
+            <wp:docPr id="908914855" name="Imagen 1"/>
             <wp:cNvGraphicFramePr>
               <a:graphicFrameLocks xmlns:a="http://schemas.openxmlformats.org/drawingml/2006/main" noChangeAspect="1"/>
             </wp:cNvGraphicFramePr>
@@ -3226,7 +3137,7 @@
               <a:graphicData uri="http://schemas.openxmlformats.org/drawingml/2006/picture">
                 <pic:pic xmlns:pic="http://schemas.openxmlformats.org/drawingml/2006/picture">
                   <pic:nvPicPr>
-                    <pic:cNvPr id="884220251" name=""/>
+                    <pic:cNvPr id="908914855" name=""/>
                     <pic:cNvPicPr/>
                   </pic:nvPicPr>
                   <pic:blipFill>
@@ -3238,7 +3149,7 @@
                   <pic:spPr>
                     <a:xfrm>
                       <a:off x="0" y="0"/>
-                      <a:ext cx="5702300" cy="2935605"/>
+                      <a:ext cx="5702300" cy="2806065"/>
                     </a:xfrm>
                     <a:prstGeom prst="rect">
                       <a:avLst/>
@@ -3253,19 +3164,45 @@
     </w:p>
     <w:p>
       <w:r>
-        <w:t xml:space="preserve">Se observan dos entradas con prefijo </w:t>
-      </w:r>
-      <w:r>
-        <w:t>“</w:t>
-      </w:r>
-      <w:r>
-        <w:t>@@auth0spajs@@</w:t>
-      </w:r>
-      <w:r>
-        <w:t>”</w:t>
-      </w:r>
-      <w:r>
-        <w:t xml:space="preserve"> correspondientes al ID Token y Access Token almacenados por el SDK. En la sección inferior del panel se aprecia el token decodificado con sus </w:t>
+        <w:t xml:space="preserve">Se observa en el panel </w:t>
+      </w:r>
+      <w:proofErr w:type="spellStart"/>
+      <w:r>
+        <w:t>Application</w:t>
+      </w:r>
+      <w:proofErr w:type="spellEnd"/>
+      <w:r>
+        <w:t xml:space="preserve"> de </w:t>
+      </w:r>
+      <w:proofErr w:type="spellStart"/>
+      <w:r>
+        <w:t>DevTools</w:t>
+      </w:r>
+      <w:proofErr w:type="spellEnd"/>
+      <w:r>
+        <w:t xml:space="preserve"> una única entrada con prefijo @@auth0spajs@@ almacenada en el Local Storage del dominio localhost:5500</w:t>
+      </w:r>
+      <w:r>
+        <w:t xml:space="preserve"> (desde donde se probó en local)</w:t>
+      </w:r>
+      <w:r>
+        <w:t xml:space="preserve">. Esta clave fue creada internamente por el SDK de Auth0 al completar el flujo de autenticación y contiene el token de identidad del usuario. Al seleccionar la entrada, el panel inferior despliega el contenido decodificado del JWT: el objeto </w:t>
+      </w:r>
+      <w:proofErr w:type="spellStart"/>
+      <w:r>
+        <w:t>header</w:t>
+      </w:r>
+      <w:proofErr w:type="spellEnd"/>
+      <w:r>
+        <w:t xml:space="preserve"> revela que el token fue firmado con el algoritmo RS256, mientras que el objeto </w:t>
+      </w:r>
+      <w:proofErr w:type="spellStart"/>
+      <w:r>
+        <w:t>user</w:t>
+      </w:r>
+      <w:proofErr w:type="spellEnd"/>
+      <w:r>
+        <w:t xml:space="preserve"> expone los </w:t>
       </w:r>
       <w:proofErr w:type="spellStart"/>
       <w:r>
@@ -3273,7 +3210,35 @@
       </w:r>
       <w:proofErr w:type="spellEnd"/>
       <w:r>
-        <w:t xml:space="preserve"> internos. Nótese además el mensaje [INFO] </w:t>
+        <w:t xml:space="preserve"> del perfil autenticado — </w:t>
+      </w:r>
+      <w:proofErr w:type="spellStart"/>
+      <w:r>
+        <w:t>given_name</w:t>
+      </w:r>
+      <w:proofErr w:type="spellEnd"/>
+      <w:r>
+        <w:t xml:space="preserve">: "Jose", </w:t>
+      </w:r>
+      <w:proofErr w:type="spellStart"/>
+      <w:r>
+        <w:t>family_name</w:t>
+      </w:r>
+      <w:proofErr w:type="spellEnd"/>
+      <w:r>
+        <w:t xml:space="preserve">: "Alvarez", </w:t>
+      </w:r>
+      <w:proofErr w:type="spellStart"/>
+      <w:r>
+        <w:t>nickname</w:t>
+      </w:r>
+      <w:proofErr w:type="spellEnd"/>
+      <w:r>
+        <w:t xml:space="preserve">: "jose7alvarez" — confirmando que Auth0 emitió correctamente el ID Token tras verificar las credenciales. </w:t>
+      </w:r>
+      <w:r>
+        <w:lastRenderedPageBreak/>
+        <w:t xml:space="preserve">Nótese además el mensaje [INFO] </w:t>
       </w:r>
       <w:proofErr w:type="spellStart"/>
       <w:r>
@@ -3281,7 +3246,7 @@
       </w:r>
       <w:proofErr w:type="spellEnd"/>
       <w:r>
-        <w:t xml:space="preserve"> inicializado en la consola, confirmando la ejecución correcta de </w:t>
+        <w:t xml:space="preserve"> inicializado en la consola, que confirma la ejecución completa de la función </w:t>
       </w:r>
       <w:proofErr w:type="spellStart"/>
       <w:proofErr w:type="gramStart"/>
@@ -3294,13 +3259,7 @@
       </w:r>
       <w:proofErr w:type="gramEnd"/>
       <w:r>
-        <w:t>). Ninguno de estos valores fue escrito manualmente por la aplicación</w:t>
-      </w:r>
-      <w:r>
-        <w:t>,</w:t>
-      </w:r>
-      <w:r>
-        <w:t xml:space="preserve"> su gestión es íntegramente responsabilidad del SDK de Auth0, coherente con la configuración </w:t>
+        <w:t xml:space="preserve">) en auth.js. Es importante destacar que ninguno de estos valores fue escrito ni manipulado por el código de la aplicación: tanto el almacenamiento del token como su decodificación son responsabilidad exclusiva del SDK, comportamiento coherente con la configuración </w:t>
       </w:r>
       <w:proofErr w:type="spellStart"/>
       <w:r>
@@ -3319,12 +3278,11 @@
         <w:t>' definida en config.js.</w:t>
       </w:r>
     </w:p>
-    <w:p/>
     <w:p>
       <w:pPr>
         <w:pStyle w:val="Ttulo2"/>
       </w:pPr>
-      <w:bookmarkStart w:id="9" w:name="_Toc228056237"/>
+      <w:bookmarkStart w:id="9" w:name="_Toc228538737"/>
       <w:r>
         <w:t>Proceso de selección de productos</w:t>
       </w:r>
@@ -3334,7 +3292,7 @@
       <w:pPr>
         <w:pStyle w:val="Ttulo3"/>
       </w:pPr>
-      <w:bookmarkStart w:id="10" w:name="_Toc228056238"/>
+      <w:bookmarkStart w:id="10" w:name="_Toc228538738"/>
       <w:r>
         <w:t>Estructura del Catálogo</w:t>
       </w:r>
@@ -3358,11 +3316,7 @@
       </w:r>
       <w:proofErr w:type="spellEnd"/>
       <w:r>
-        <w:t xml:space="preserve">(), lo que impide que </w:t>
-      </w:r>
-      <w:r>
-        <w:lastRenderedPageBreak/>
-        <w:t xml:space="preserve">cualquier parte de la aplicación modifique los datos del catálogo en tiempo de ejecución. Cada producto contiene un identificador único (id), categoría, nombre, descripción, precio e imagen. La decisión de usar </w:t>
+        <w:t xml:space="preserve">(), lo que impide que cualquier parte de la aplicación modifique los datos del catálogo en tiempo de ejecución. Cada producto contiene un identificador único (id), categoría, nombre, descripción, precio e imagen. La decisión de usar </w:t>
       </w:r>
       <w:proofErr w:type="spellStart"/>
       <w:r>
@@ -3382,60 +3336,15 @@
       </w:r>
     </w:p>
     <w:p>
-      <w:r>
-        <w:t xml:space="preserve">El catálogo se organiza en tres categorías: camisetas deportivas, pantalones deportivos y accesorios de deporte. La función </w:t>
-      </w:r>
-      <w:proofErr w:type="spellStart"/>
-      <w:proofErr w:type="gramStart"/>
-      <w:r>
-        <w:t>renderProductGrid</w:t>
-      </w:r>
-      <w:proofErr w:type="spellEnd"/>
-      <w:r>
-        <w:t>(</w:t>
-      </w:r>
-      <w:proofErr w:type="gramEnd"/>
-      <w:r>
-        <w:t xml:space="preserve">) construye dinámicamente las tarjetas de cada producto utilizando </w:t>
-      </w:r>
-      <w:proofErr w:type="spellStart"/>
-      <w:r>
-        <w:t>createElement</w:t>
-      </w:r>
-      <w:proofErr w:type="spellEnd"/>
-      <w:r>
-        <w:t xml:space="preserve"> y </w:t>
-      </w:r>
-      <w:proofErr w:type="spellStart"/>
-      <w:r>
-        <w:t>textContent</w:t>
-      </w:r>
-      <w:proofErr w:type="spellEnd"/>
-      <w:r>
-        <w:t xml:space="preserve"> en lugar de </w:t>
-      </w:r>
-      <w:proofErr w:type="spellStart"/>
-      <w:r>
-        <w:t>innerHTML</w:t>
-      </w:r>
-      <w:proofErr w:type="spellEnd"/>
-      <w:r>
-        <w:t>, decisión técnica que previene ataques de tipo Cross-Site Scripting (XSS) al impedir que cualquier contenido externo sea interpretado como HTML por el navegador.</w:t>
-      </w:r>
-    </w:p>
-    <w:p>
-      <w:pPr>
-        <w:jc w:val="center"/>
-      </w:pPr>
       <w:r>
         <w:rPr>
           <w:noProof/>
         </w:rPr>
         <w:drawing>
-          <wp:inline distT="0" distB="0" distL="0" distR="0" wp14:anchorId="019116D4" wp14:editId="33B66230">
-            <wp:extent cx="4449170" cy="2729947"/>
-            <wp:effectExtent l="0" t="0" r="8890" b="0"/>
-            <wp:docPr id="1770412863" name="Imagen 1"/>
+          <wp:inline distT="0" distB="0" distL="0" distR="0" wp14:anchorId="462D8A9C" wp14:editId="5C2B49ED">
+            <wp:extent cx="5702300" cy="1021080"/>
+            <wp:effectExtent l="0" t="0" r="0" b="7620"/>
+            <wp:docPr id="369699939" name="Imagen 1"/>
             <wp:cNvGraphicFramePr>
               <a:graphicFrameLocks xmlns:a="http://schemas.openxmlformats.org/drawingml/2006/main" noChangeAspect="1"/>
             </wp:cNvGraphicFramePr>
@@ -3443,7 +3352,7 @@
               <a:graphicData uri="http://schemas.openxmlformats.org/drawingml/2006/picture">
                 <pic:pic xmlns:pic="http://schemas.openxmlformats.org/drawingml/2006/picture">
                   <pic:nvPicPr>
-                    <pic:cNvPr id="1770412863" name=""/>
+                    <pic:cNvPr id="369699939" name=""/>
                     <pic:cNvPicPr/>
                   </pic:nvPicPr>
                   <pic:blipFill>
@@ -3455,7 +3364,7 @@
                   <pic:spPr>
                     <a:xfrm>
                       <a:off x="0" y="0"/>
-                      <a:ext cx="4452053" cy="2731716"/>
+                      <a:ext cx="5702300" cy="1021080"/>
                     </a:xfrm>
                     <a:prstGeom prst="rect">
                       <a:avLst/>
@@ -3476,47 +3385,25 @@
         <w:t>Products.js</w:t>
       </w:r>
     </w:p>
-    <w:p/>
     <w:p>
-      <w:r>
-        <w:rPr>
-          <w:b/>
-          <w:bCs/>
-        </w:rPr>
-        <w:lastRenderedPageBreak/>
-        <w:t>Definición del catálogo en products.js:</w:t>
-      </w:r>
-      <w:r>
-        <w:t xml:space="preserve"> El uso de </w:t>
-      </w:r>
-      <w:proofErr w:type="spellStart"/>
-      <w:r>
-        <w:t>Object.freeze</w:t>
-      </w:r>
-      <w:proofErr w:type="spellEnd"/>
-      <w:r>
-        <w:t>() garantiza la inmutabilidad del arreglo en tiempo de ejecución. Los identificadores alfanuméricos fijos (cam-001, pan-001, acc-001) permiten referenciar productos de forma estable desde el carrito y el Session Storage.</w:t>
-      </w:r>
-    </w:p>
-    <w:p/>
-    <w:p>
-      <w:pPr>
-        <w:pStyle w:val="Ttulo3"/>
-      </w:pPr>
-      <w:bookmarkStart w:id="11" w:name="_Toc228056239"/>
-      <w:r>
-        <w:t>Flujo de adición al carrito</w:t>
-      </w:r>
-      <w:bookmarkEnd w:id="11"/>
+      <w:pPr>
+        <w:pStyle w:val="Piedefigura"/>
+      </w:pPr>
     </w:p>
     <w:p>
       <w:r>
-        <w:t xml:space="preserve">Al hacer clic en el botón "Agregar al carrito", la función </w:t>
+        <w:t xml:space="preserve">El catálogo se organiza en tres categorías: camisetas deportivas, pantalones deportivos y accesorios de deporte. La función </w:t>
       </w:r>
       <w:proofErr w:type="spellStart"/>
       <w:proofErr w:type="gramStart"/>
       <w:r>
-        <w:t>addItem</w:t>
+        <w:t>renderProduct</w:t>
+      </w:r>
+      <w:r>
+        <w:t>G</w:t>
+      </w:r>
+      <w:r>
+        <w:t>rid</w:t>
       </w:r>
       <w:proofErr w:type="spellEnd"/>
       <w:r>
@@ -3524,127 +3411,47 @@
       </w:r>
       <w:proofErr w:type="gramEnd"/>
       <w:r>
-        <w:t xml:space="preserve">) en cart.js recibe el </w:t>
-      </w:r>
-      <w:proofErr w:type="spellStart"/>
-      <w:r>
-        <w:t>productId</w:t>
-      </w:r>
-      <w:proofErr w:type="spellEnd"/>
-      <w:r>
-        <w:t xml:space="preserve"> del producto seleccionado. Lo primero que hace es buscar el producto en el catálogo mediante </w:t>
-      </w:r>
-      <w:proofErr w:type="spellStart"/>
-      <w:proofErr w:type="gramStart"/>
-      <w:r>
-        <w:t>findProductById</w:t>
-      </w:r>
-      <w:proofErr w:type="spellEnd"/>
-      <w:r>
-        <w:t>(</w:t>
-      </w:r>
-      <w:proofErr w:type="gramEnd"/>
-      <w:r>
-        <w:t xml:space="preserve">) — si no existe, la operación se cancela. A </w:t>
-      </w:r>
-      <w:proofErr w:type="gramStart"/>
-      <w:r>
-        <w:t>continuación</w:t>
-      </w:r>
-      <w:proofErr w:type="gramEnd"/>
-      <w:r>
-        <w:t xml:space="preserve"> lee el estado actual del carrito desde Session Storage, verifica que no se hayan superado los límites defensivos configurados, y agrega el </w:t>
-      </w:r>
-      <w:proofErr w:type="spellStart"/>
-      <w:r>
-        <w:t>item</w:t>
-      </w:r>
-      <w:proofErr w:type="spellEnd"/>
-      <w:r>
-        <w:t xml:space="preserve"> o incrementa su cantidad si ya existe.</w:t>
+        <w:t xml:space="preserve">) construye dinámicamente las tarjetas de cada </w:t>
+      </w:r>
+      <w:r>
+        <w:lastRenderedPageBreak/>
+        <w:t xml:space="preserve">producto utilizando </w:t>
+      </w:r>
+      <w:proofErr w:type="spellStart"/>
+      <w:r>
+        <w:t>createElement</w:t>
+      </w:r>
+      <w:proofErr w:type="spellEnd"/>
+      <w:r>
+        <w:t xml:space="preserve"> y </w:t>
+      </w:r>
+      <w:proofErr w:type="spellStart"/>
+      <w:r>
+        <w:t>textContent</w:t>
+      </w:r>
+      <w:proofErr w:type="spellEnd"/>
+      <w:r>
+        <w:t xml:space="preserve"> en lugar de </w:t>
+      </w:r>
+      <w:proofErr w:type="spellStart"/>
+      <w:r>
+        <w:t>innerHTML</w:t>
+      </w:r>
+      <w:proofErr w:type="spellEnd"/>
+      <w:r>
+        <w:t>, decisión técnica que previene ataques de tipo Cross-Site Scripting (XSS) al impedir que cualquier contenido externo sea interpretado como HTML por el navegador.</w:t>
       </w:r>
     </w:p>
     <w:p>
-      <w:r>
-        <w:t xml:space="preserve">Una decisión de seguridad relevante implementada en este módulo es la reconciliación de precios: el precio que se guarda en Session Storage nunca proviene del </w:t>
-      </w:r>
-      <w:proofErr w:type="spellStart"/>
-      <w:r>
-        <w:t>storage</w:t>
-      </w:r>
-      <w:proofErr w:type="spellEnd"/>
-      <w:r>
-        <w:t xml:space="preserve"> mismo, sino que siempre se lee directamente del catálogo en memoria. Esto impide que un usuario malintencionado modifique el precio de un producto desde las herramientas de desarrollo del navegador para pagar menos — cualquier valor alterado es detectado y reemplazado por el precio real del catálogo antes de procesarse.</w:t>
-      </w:r>
-    </w:p>
-    <w:p/>
-    <w:p>
-      <w:pPr>
-        <w:pStyle w:val="Ttulo3"/>
-      </w:pPr>
-      <w:bookmarkStart w:id="12" w:name="_Toc228056240"/>
-      <w:r>
-        <w:t xml:space="preserve">Función </w:t>
-      </w:r>
-      <w:proofErr w:type="spellStart"/>
-      <w:proofErr w:type="gramStart"/>
-      <w:r>
-        <w:t>readCart</w:t>
-      </w:r>
-      <w:proofErr w:type="spellEnd"/>
-      <w:r>
-        <w:t>(</w:t>
-      </w:r>
-      <w:proofErr w:type="gramEnd"/>
-      <w:r>
-        <w:t>) en cart.js.</w:t>
-      </w:r>
-      <w:bookmarkEnd w:id="12"/>
-      <w:r>
-        <w:t xml:space="preserve"> </w:t>
-      </w:r>
-    </w:p>
-    <w:p>
-      <w:r>
-        <w:t xml:space="preserve">Cada </w:t>
-      </w:r>
-      <w:proofErr w:type="spellStart"/>
-      <w:r>
-        <w:t>item</w:t>
-      </w:r>
-      <w:proofErr w:type="spellEnd"/>
-      <w:r>
-        <w:t xml:space="preserve"> leído desde Session Storage es validado y su precio reconciliado contra el catálogo en memoria. Si el precio fue modificado manualmente </w:t>
-      </w:r>
-      <w:r>
-        <w:lastRenderedPageBreak/>
-        <w:t xml:space="preserve">desde </w:t>
-      </w:r>
-      <w:proofErr w:type="spellStart"/>
-      <w:r>
-        <w:t>DevTools</w:t>
-      </w:r>
-      <w:proofErr w:type="spellEnd"/>
-      <w:r>
-        <w:t>, es detectado y restaurado automáticamente, previniendo manipulación de precios</w:t>
-      </w:r>
-      <w:r>
-        <w:t>.</w:t>
-      </w:r>
-    </w:p>
-    <w:p>
-      <w:pPr>
-        <w:jc w:val="center"/>
-      </w:pPr>
       <w:r>
         <w:rPr>
           <w:noProof/>
         </w:rPr>
         <w:drawing>
-          <wp:inline distT="0" distB="0" distL="0" distR="0" wp14:anchorId="03612629" wp14:editId="01CED51B">
-            <wp:extent cx="5554448" cy="3589361"/>
-            <wp:effectExtent l="0" t="0" r="8255" b="0"/>
-            <wp:docPr id="1226179103" name="Imagen 1"/>
+          <wp:inline distT="0" distB="0" distL="0" distR="0" wp14:anchorId="03BFFF57" wp14:editId="77B351D7">
+            <wp:extent cx="5702300" cy="3063240"/>
+            <wp:effectExtent l="0" t="0" r="0" b="3810"/>
+            <wp:docPr id="1981923327" name="Imagen 1"/>
             <wp:cNvGraphicFramePr>
               <a:graphicFrameLocks xmlns:a="http://schemas.openxmlformats.org/drawingml/2006/main" noChangeAspect="1"/>
             </wp:cNvGraphicFramePr>
@@ -3652,7 +3459,7 @@
               <a:graphicData uri="http://schemas.openxmlformats.org/drawingml/2006/picture">
                 <pic:pic xmlns:pic="http://schemas.openxmlformats.org/drawingml/2006/picture">
                   <pic:nvPicPr>
-                    <pic:cNvPr id="1226179103" name=""/>
+                    <pic:cNvPr id="1981923327" name=""/>
                     <pic:cNvPicPr/>
                   </pic:nvPicPr>
                   <pic:blipFill>
@@ -3664,7 +3471,7 @@
                   <pic:spPr>
                     <a:xfrm>
                       <a:off x="0" y="0"/>
-                      <a:ext cx="5574386" cy="3602245"/>
+                      <a:ext cx="5702300" cy="3063240"/>
                     </a:xfrm>
                     <a:prstGeom prst="rect">
                       <a:avLst/>
@@ -3682,81 +3489,164 @@
         <w:pStyle w:val="Piedefigura"/>
       </w:pPr>
       <w:r>
-        <w:t>Cart.js</w:t>
-      </w:r>
-    </w:p>
-    <w:p>
-      <w:pPr>
-        <w:pStyle w:val="Ttulo3"/>
-      </w:pPr>
-      <w:bookmarkStart w:id="13" w:name="_Toc228056241"/>
-      <w:r>
-        <w:t xml:space="preserve">Función </w:t>
-      </w:r>
-      <w:proofErr w:type="spellStart"/>
-      <w:proofErr w:type="gramStart"/>
-      <w:r>
-        <w:t>addItem</w:t>
-      </w:r>
-      <w:proofErr w:type="spellEnd"/>
-      <w:r>
-        <w:t>(</w:t>
-      </w:r>
-      <w:proofErr w:type="gramEnd"/>
-      <w:r>
-        <w:t>) en cart.js</w:t>
-      </w:r>
-      <w:bookmarkEnd w:id="13"/>
-    </w:p>
-    <w:p>
-      <w:r>
-        <w:t xml:space="preserve">El precio del </w:t>
-      </w:r>
-      <w:proofErr w:type="spellStart"/>
-      <w:r>
-        <w:t>item</w:t>
-      </w:r>
-      <w:proofErr w:type="spellEnd"/>
-      <w:r>
-        <w:t xml:space="preserve"> se obtiene siempre desde el catálogo (</w:t>
-      </w:r>
-      <w:proofErr w:type="spellStart"/>
-      <w:proofErr w:type="gramStart"/>
-      <w:r>
-        <w:t>product.price</w:t>
-      </w:r>
-      <w:proofErr w:type="spellEnd"/>
-      <w:proofErr w:type="gramEnd"/>
-      <w:r>
-        <w:t xml:space="preserve">), nunca desde el </w:t>
-      </w:r>
-      <w:proofErr w:type="spellStart"/>
-      <w:r>
-        <w:t>storage</w:t>
-      </w:r>
-      <w:proofErr w:type="spellEnd"/>
-      <w:r>
-        <w:t xml:space="preserve">. Se aplican topes defensivos de cantidad máxima por </w:t>
-      </w:r>
-      <w:proofErr w:type="spellStart"/>
-      <w:r>
-        <w:t>item</w:t>
-      </w:r>
-      <w:proofErr w:type="spellEnd"/>
-      <w:r>
-        <w:t xml:space="preserve"> y total de </w:t>
-      </w:r>
-      <w:proofErr w:type="spellStart"/>
-      <w:r>
-        <w:t>items</w:t>
-      </w:r>
-      <w:proofErr w:type="spellEnd"/>
-      <w:r>
-        <w:t xml:space="preserve"> en el carrito.</w:t>
+        <w:t>Producto.js</w:t>
       </w:r>
     </w:p>
     <w:p/>
     <w:p>
+      <w:r>
+        <w:rPr>
+          <w:b/>
+          <w:bCs/>
+        </w:rPr>
+        <w:t>Definición del catálogo en products.js:</w:t>
+      </w:r>
+      <w:r>
+        <w:t xml:space="preserve"> El uso de </w:t>
+      </w:r>
+      <w:proofErr w:type="spellStart"/>
+      <w:r>
+        <w:t>Object.freeze</w:t>
+      </w:r>
+      <w:proofErr w:type="spellEnd"/>
+      <w:r>
+        <w:t>() garantiza la inmutabilidad del arreglo en tiempo de ejecución. Los identificadores alfanuméricos fijos (cam-001, pan-001, acc-001) permiten referenciar productos de forma estable desde el carrito y el Session Storage.</w:t>
+      </w:r>
+    </w:p>
+    <w:p/>
+    <w:p>
+      <w:pPr>
+        <w:pStyle w:val="Ttulo3"/>
+      </w:pPr>
+      <w:bookmarkStart w:id="11" w:name="_Toc228538739"/>
+      <w:r>
+        <w:t>Flujo de adición al carrito</w:t>
+      </w:r>
+      <w:bookmarkEnd w:id="11"/>
+    </w:p>
+    <w:p>
+      <w:r>
+        <w:t xml:space="preserve">Al hacer clic en el botón "Agregar al carrito", la función </w:t>
+      </w:r>
+      <w:proofErr w:type="spellStart"/>
+      <w:proofErr w:type="gramStart"/>
+      <w:r>
+        <w:t>addItem</w:t>
+      </w:r>
+      <w:proofErr w:type="spellEnd"/>
+      <w:r>
+        <w:t>(</w:t>
+      </w:r>
+      <w:proofErr w:type="gramEnd"/>
+      <w:r>
+        <w:t xml:space="preserve">) en cart.js recibe el </w:t>
+      </w:r>
+      <w:proofErr w:type="spellStart"/>
+      <w:r>
+        <w:t>productId</w:t>
+      </w:r>
+      <w:proofErr w:type="spellEnd"/>
+      <w:r>
+        <w:t xml:space="preserve"> del producto seleccionado. Lo primero que hace es </w:t>
+      </w:r>
+      <w:r>
+        <w:lastRenderedPageBreak/>
+        <w:t xml:space="preserve">buscar el producto en el catálogo mediante </w:t>
+      </w:r>
+      <w:proofErr w:type="spellStart"/>
+      <w:proofErr w:type="gramStart"/>
+      <w:r>
+        <w:t>findProductById</w:t>
+      </w:r>
+      <w:proofErr w:type="spellEnd"/>
+      <w:r>
+        <w:t>(</w:t>
+      </w:r>
+      <w:proofErr w:type="gramEnd"/>
+      <w:r>
+        <w:t xml:space="preserve">), si no existe, la operación se cancela. A </w:t>
+      </w:r>
+      <w:proofErr w:type="gramStart"/>
+      <w:r>
+        <w:t>continuación</w:t>
+      </w:r>
+      <w:proofErr w:type="gramEnd"/>
+      <w:r>
+        <w:t xml:space="preserve"> lee el estado actual del carrito desde Session Storage, verifica que no se hayan superado los límites defensivos configurados, y agrega el </w:t>
+      </w:r>
+      <w:proofErr w:type="spellStart"/>
+      <w:r>
+        <w:t>item</w:t>
+      </w:r>
+      <w:proofErr w:type="spellEnd"/>
+      <w:r>
+        <w:t xml:space="preserve"> o incrementa su cantidad si ya existe.</w:t>
+      </w:r>
+    </w:p>
+    <w:p>
+      <w:r>
+        <w:t xml:space="preserve">Una decisión de seguridad relevante implementada en este módulo es la reconciliación de precios: el precio que se guarda en Session Storage nunca proviene del </w:t>
+      </w:r>
+      <w:proofErr w:type="spellStart"/>
+      <w:r>
+        <w:t>storage</w:t>
+      </w:r>
+      <w:proofErr w:type="spellEnd"/>
+      <w:r>
+        <w:t xml:space="preserve"> mismo, sino que siempre se lee directamente del catálogo en memoria. Esto impide que un usuario malintencionado modifique el precio de un producto desde las herramientas de desarrollo del navegador para pagar menos — cualquier valor alterado es detectado y reemplazado por el precio real del catálogo antes de procesarse.</w:t>
+      </w:r>
+    </w:p>
+    <w:p>
+      <w:pPr>
+        <w:pStyle w:val="Ttulo3"/>
+      </w:pPr>
+      <w:bookmarkStart w:id="12" w:name="_Toc228538740"/>
+      <w:r>
+        <w:t xml:space="preserve">Función </w:t>
+      </w:r>
+      <w:proofErr w:type="spellStart"/>
+      <w:proofErr w:type="gramStart"/>
+      <w:r>
+        <w:t>readCart</w:t>
+      </w:r>
+      <w:proofErr w:type="spellEnd"/>
+      <w:r>
+        <w:t>(</w:t>
+      </w:r>
+      <w:proofErr w:type="gramEnd"/>
+      <w:r>
+        <w:t>) en cart.js.</w:t>
+      </w:r>
+      <w:bookmarkEnd w:id="12"/>
+      <w:r>
+        <w:t xml:space="preserve"> </w:t>
+      </w:r>
+    </w:p>
+    <w:p>
+      <w:r>
+        <w:t xml:space="preserve">Cada </w:t>
+      </w:r>
+      <w:proofErr w:type="spellStart"/>
+      <w:r>
+        <w:t>item</w:t>
+      </w:r>
+      <w:proofErr w:type="spellEnd"/>
+      <w:r>
+        <w:t xml:space="preserve"> leído desde Session Storage es validado y su precio reconciliado contra el catálogo en memoria. Si el precio fue modificado manualmente desde </w:t>
+      </w:r>
+      <w:proofErr w:type="spellStart"/>
+      <w:r>
+        <w:t>DevTools</w:t>
+      </w:r>
+      <w:proofErr w:type="spellEnd"/>
+      <w:r>
+        <w:t>, es detectado y restaurado automáticamente, previniendo manipulación de precios</w:t>
+      </w:r>
+      <w:r>
+        <w:t>.</w:t>
+      </w:r>
+    </w:p>
+    <w:p>
       <w:pPr>
         <w:jc w:val="center"/>
       </w:pPr>
@@ -3764,12 +3654,11 @@
         <w:rPr>
           <w:noProof/>
         </w:rPr>
-        <w:lastRenderedPageBreak/>
         <w:drawing>
-          <wp:inline distT="0" distB="0" distL="0" distR="0" wp14:anchorId="154DC4F7" wp14:editId="23449F50">
-            <wp:extent cx="4719600" cy="4217158"/>
-            <wp:effectExtent l="0" t="0" r="5080" b="0"/>
-            <wp:docPr id="875832327" name="Imagen 1"/>
+          <wp:inline distT="0" distB="0" distL="0" distR="0" wp14:anchorId="3557AFE0" wp14:editId="0002E724">
+            <wp:extent cx="4247232" cy="2222938"/>
+            <wp:effectExtent l="0" t="0" r="1270" b="6350"/>
+            <wp:docPr id="1181845439" name="Imagen 1"/>
             <wp:cNvGraphicFramePr>
               <a:graphicFrameLocks xmlns:a="http://schemas.openxmlformats.org/drawingml/2006/main" noChangeAspect="1"/>
             </wp:cNvGraphicFramePr>
@@ -3777,7 +3666,7 @@
               <a:graphicData uri="http://schemas.openxmlformats.org/drawingml/2006/picture">
                 <pic:pic xmlns:pic="http://schemas.openxmlformats.org/drawingml/2006/picture">
                   <pic:nvPicPr>
-                    <pic:cNvPr id="875832327" name=""/>
+                    <pic:cNvPr id="1181845439" name=""/>
                     <pic:cNvPicPr/>
                   </pic:nvPicPr>
                   <pic:blipFill>
@@ -3789,7 +3678,7 @@
                   <pic:spPr>
                     <a:xfrm>
                       <a:off x="0" y="0"/>
-                      <a:ext cx="4747428" cy="4242023"/>
+                      <a:ext cx="4257647" cy="2228389"/>
                     </a:xfrm>
                     <a:prstGeom prst="rect">
                       <a:avLst/>
@@ -3810,78 +3699,78 @@
         <w:t>Cart.js</w:t>
       </w:r>
     </w:p>
-    <w:p/>
     <w:p>
       <w:pPr>
         <w:pStyle w:val="Ttulo3"/>
       </w:pPr>
-      <w:bookmarkStart w:id="14" w:name="_Toc228056242"/>
-      <w:r>
-        <w:t>Persistencia en Session Storage y reactividad</w:t>
-      </w:r>
-      <w:bookmarkEnd w:id="14"/>
+      <w:bookmarkStart w:id="13" w:name="_Toc228538741"/>
+      <w:r>
+        <w:lastRenderedPageBreak/>
+        <w:t xml:space="preserve">Función </w:t>
+      </w:r>
+      <w:proofErr w:type="spellStart"/>
+      <w:proofErr w:type="gramStart"/>
+      <w:r>
+        <w:t>addItem</w:t>
+      </w:r>
+      <w:proofErr w:type="spellEnd"/>
+      <w:r>
+        <w:t>(</w:t>
+      </w:r>
+      <w:proofErr w:type="gramEnd"/>
+      <w:r>
+        <w:t>) en cart.js</w:t>
+      </w:r>
+      <w:bookmarkEnd w:id="13"/>
     </w:p>
     <w:p>
       <w:r>
-        <w:t xml:space="preserve">Cada vez que el carrito se modifica, la función </w:t>
+        <w:t xml:space="preserve">El precio del </w:t>
+      </w:r>
+      <w:proofErr w:type="spellStart"/>
+      <w:r>
+        <w:t>item</w:t>
+      </w:r>
+      <w:proofErr w:type="spellEnd"/>
+      <w:r>
+        <w:t xml:space="preserve"> se obtiene siempre desde el catálogo (</w:t>
       </w:r>
       <w:proofErr w:type="spellStart"/>
       <w:proofErr w:type="gramStart"/>
       <w:r>
-        <w:t>writeCart</w:t>
-      </w:r>
-      <w:proofErr w:type="spellEnd"/>
-      <w:r>
-        <w:t>(</w:t>
-      </w:r>
+        <w:t>product.price</w:t>
+      </w:r>
+      <w:proofErr w:type="spellEnd"/>
       <w:proofErr w:type="gramEnd"/>
       <w:r>
-        <w:t xml:space="preserve">) serializa el estado actualizado en Session Storage bajo la clave sporty_cart_v1 y dispara el evento personalizado </w:t>
-      </w:r>
-      <w:proofErr w:type="spellStart"/>
-      <w:proofErr w:type="gramStart"/>
-      <w:r>
-        <w:t>cart:changed</w:t>
-      </w:r>
-      <w:proofErr w:type="spellEnd"/>
-      <w:proofErr w:type="gramEnd"/>
-      <w:r>
-        <w:t>.</w:t>
+        <w:t xml:space="preserve">), nunca desde el </w:t>
+      </w:r>
+      <w:proofErr w:type="spellStart"/>
+      <w:r>
+        <w:t>storage</w:t>
+      </w:r>
+      <w:proofErr w:type="spellEnd"/>
+      <w:r>
+        <w:t xml:space="preserve">. Se aplican topes defensivos de cantidad máxima por </w:t>
+      </w:r>
+      <w:proofErr w:type="spellStart"/>
+      <w:r>
+        <w:t>item</w:t>
+      </w:r>
+      <w:proofErr w:type="spellEnd"/>
+      <w:r>
+        <w:t xml:space="preserve"> y total de </w:t>
+      </w:r>
+      <w:proofErr w:type="spellStart"/>
+      <w:r>
+        <w:t>items</w:t>
+      </w:r>
+      <w:proofErr w:type="spellEnd"/>
+      <w:r>
+        <w:t xml:space="preserve"> en el carrito.</w:t>
       </w:r>
     </w:p>
-    <w:p>
-      <w:r>
-        <w:t>Otros módulos de la aplicación</w:t>
-      </w:r>
-      <w:r>
-        <w:t>, como lo son</w:t>
-      </w:r>
-      <w:r>
-        <w:t xml:space="preserve"> el contador del </w:t>
-      </w:r>
-      <w:proofErr w:type="spellStart"/>
-      <w:r>
-        <w:t>header</w:t>
-      </w:r>
-      <w:proofErr w:type="spellEnd"/>
-      <w:r>
-        <w:t xml:space="preserve">, el </w:t>
-      </w:r>
-      <w:proofErr w:type="spellStart"/>
-      <w:r>
-        <w:t>drawer</w:t>
-      </w:r>
-      <w:proofErr w:type="spellEnd"/>
-      <w:r>
-        <w:t xml:space="preserve"> del carrito y el botón de pago</w:t>
-      </w:r>
-      <w:r>
-        <w:t>,</w:t>
-      </w:r>
-      <w:r>
-        <w:t xml:space="preserve"> escuchan este evento y se actualizan automáticamente sin necesidad de acoplarse directamente al módulo del carrito. Este patrón de comunicación por eventos desacopla los módulos y facilita el mantenimiento de la aplicación.</w:t>
-      </w:r>
-    </w:p>
+    <w:p/>
     <w:p>
       <w:pPr>
         <w:jc w:val="center"/>
@@ -3890,12 +3779,11 @@
         <w:rPr>
           <w:noProof/>
         </w:rPr>
-        <w:lastRenderedPageBreak/>
         <w:drawing>
-          <wp:inline distT="0" distB="0" distL="0" distR="0" wp14:anchorId="50797159" wp14:editId="09DFF793">
-            <wp:extent cx="4544705" cy="1214620"/>
-            <wp:effectExtent l="0" t="0" r="0" b="5080"/>
-            <wp:docPr id="334491371" name="Imagen 1"/>
+          <wp:inline distT="0" distB="0" distL="0" distR="0" wp14:anchorId="0A69FD7D" wp14:editId="1F2E5ABD">
+            <wp:extent cx="5702300" cy="3844290"/>
+            <wp:effectExtent l="0" t="0" r="0" b="3810"/>
+            <wp:docPr id="329261219" name="Imagen 1"/>
             <wp:cNvGraphicFramePr>
               <a:graphicFrameLocks xmlns:a="http://schemas.openxmlformats.org/drawingml/2006/main" noChangeAspect="1"/>
             </wp:cNvGraphicFramePr>
@@ -3903,7 +3791,7 @@
               <a:graphicData uri="http://schemas.openxmlformats.org/drawingml/2006/picture">
                 <pic:pic xmlns:pic="http://schemas.openxmlformats.org/drawingml/2006/picture">
                   <pic:nvPicPr>
-                    <pic:cNvPr id="334491371" name=""/>
+                    <pic:cNvPr id="329261219" name=""/>
                     <pic:cNvPicPr/>
                   </pic:nvPicPr>
                   <pic:blipFill>
@@ -3915,7 +3803,7 @@
                   <pic:spPr>
                     <a:xfrm>
                       <a:off x="0" y="0"/>
-                      <a:ext cx="4564450" cy="1219897"/>
+                      <a:ext cx="5702300" cy="3844290"/>
                     </a:xfrm>
                     <a:prstGeom prst="rect">
                       <a:avLst/>
@@ -3936,60 +3824,25 @@
         <w:t>Cart.js</w:t>
       </w:r>
     </w:p>
+    <w:p/>
     <w:p>
       <w:pPr>
         <w:pStyle w:val="Ttulo3"/>
       </w:pPr>
-      <w:bookmarkStart w:id="15" w:name="_Toc228056243"/>
-      <w:r>
-        <w:t xml:space="preserve">Resultado del </w:t>
-      </w:r>
-      <w:r>
-        <w:t>proceso de selección de productos</w:t>
-      </w:r>
-      <w:r>
-        <w:t xml:space="preserve"> — </w:t>
-      </w:r>
-      <w:proofErr w:type="spellStart"/>
-      <w:r>
-        <w:t>DevTools</w:t>
-      </w:r>
-      <w:proofErr w:type="spellEnd"/>
-      <w:r>
-        <w:t xml:space="preserve"> </w:t>
-      </w:r>
-      <w:proofErr w:type="spellStart"/>
-      <w:r>
-        <w:t>Application</w:t>
-      </w:r>
-      <w:bookmarkEnd w:id="15"/>
-      <w:proofErr w:type="spellEnd"/>
+      <w:bookmarkStart w:id="14" w:name="_Toc228538742"/>
+      <w:r>
+        <w:t>Persistencia en Session Storage y reactividad</w:t>
+      </w:r>
+      <w:bookmarkEnd w:id="14"/>
     </w:p>
     <w:p>
       <w:r>
-        <w:t xml:space="preserve">Se observa la estructura completa de cada </w:t>
-      </w:r>
-      <w:proofErr w:type="spellStart"/>
-      <w:r>
-        <w:t>item</w:t>
-      </w:r>
-      <w:proofErr w:type="spellEnd"/>
-      <w:r>
-        <w:t xml:space="preserve"> almacenado bajo la clave sporty_cart_v1: identificador, nombre, precio, categor</w:t>
-      </w:r>
-      <w:r>
-        <w:rPr>
-          <w:rFonts w:cs="Verdana"/>
-        </w:rPr>
-        <w:t>í</w:t>
-      </w:r>
-      <w:r>
-        <w:t xml:space="preserve">a, imagen y cantidad. El total de $62.970 en la interfaz corresponde a la suma calculada en tiempo real por </w:t>
+        <w:t xml:space="preserve">Cada vez que el carrito se modifica, la función </w:t>
       </w:r>
       <w:proofErr w:type="spellStart"/>
       <w:proofErr w:type="gramStart"/>
       <w:r>
-        <w:t>calculateTotal</w:t>
+        <w:t>writeCart</w:t>
       </w:r>
       <w:proofErr w:type="spellEnd"/>
       <w:r>
@@ -3997,7 +3850,51 @@
       </w:r>
       <w:proofErr w:type="gramEnd"/>
       <w:r>
-        <w:t>) a partir de los datos persistidos.</w:t>
+        <w:t xml:space="preserve">) serializa el estado actualizado en Session Storage bajo la clave sporty_cart_v1 y dispara el evento personalizado </w:t>
+      </w:r>
+      <w:proofErr w:type="spellStart"/>
+      <w:proofErr w:type="gramStart"/>
+      <w:r>
+        <w:t>cart:changed</w:t>
+      </w:r>
+      <w:proofErr w:type="spellEnd"/>
+      <w:proofErr w:type="gramEnd"/>
+      <w:r>
+        <w:t>.</w:t>
+      </w:r>
+    </w:p>
+    <w:p>
+      <w:r>
+        <w:lastRenderedPageBreak/>
+        <w:t>Otros módulos de la aplicación</w:t>
+      </w:r>
+      <w:r>
+        <w:t>, como lo son</w:t>
+      </w:r>
+      <w:r>
+        <w:t xml:space="preserve"> el contador del </w:t>
+      </w:r>
+      <w:proofErr w:type="spellStart"/>
+      <w:r>
+        <w:t>header</w:t>
+      </w:r>
+      <w:proofErr w:type="spellEnd"/>
+      <w:r>
+        <w:t xml:space="preserve">, el </w:t>
+      </w:r>
+      <w:proofErr w:type="spellStart"/>
+      <w:r>
+        <w:t>drawer</w:t>
+      </w:r>
+      <w:proofErr w:type="spellEnd"/>
+      <w:r>
+        <w:t xml:space="preserve"> del carrito y el botón de pago</w:t>
+      </w:r>
+      <w:r>
+        <w:t>,</w:t>
+      </w:r>
+      <w:r>
+        <w:t xml:space="preserve"> escuchan este evento y se actualizan automáticamente sin necesidad de acoplarse directamente al módulo del carrito. Este patrón de comunicación por eventos desacopla los módulos y facilita el mantenimiento de la aplicación.</w:t>
       </w:r>
     </w:p>
     <w:p>
@@ -4009,10 +3906,10 @@
           <w:noProof/>
         </w:rPr>
         <w:drawing>
-          <wp:inline distT="0" distB="0" distL="0" distR="0" wp14:anchorId="7CD9AB83" wp14:editId="70641F9D">
-            <wp:extent cx="5036221" cy="2606723"/>
-            <wp:effectExtent l="0" t="0" r="0" b="3175"/>
-            <wp:docPr id="255150233" name="Imagen 1"/>
+          <wp:inline distT="0" distB="0" distL="0" distR="0" wp14:anchorId="505BBA0E" wp14:editId="69FD9110">
+            <wp:extent cx="5702300" cy="1245235"/>
+            <wp:effectExtent l="0" t="0" r="0" b="0"/>
+            <wp:docPr id="969305301" name="Imagen 1"/>
             <wp:cNvGraphicFramePr>
               <a:graphicFrameLocks xmlns:a="http://schemas.openxmlformats.org/drawingml/2006/main" noChangeAspect="1"/>
             </wp:cNvGraphicFramePr>
@@ -4020,7 +3917,7 @@
               <a:graphicData uri="http://schemas.openxmlformats.org/drawingml/2006/picture">
                 <pic:pic xmlns:pic="http://schemas.openxmlformats.org/drawingml/2006/picture">
                   <pic:nvPicPr>
-                    <pic:cNvPr id="255150233" name=""/>
+                    <pic:cNvPr id="969305301" name=""/>
                     <pic:cNvPicPr/>
                   </pic:nvPicPr>
                   <pic:blipFill>
@@ -4032,7 +3929,7 @@
                   <pic:spPr>
                     <a:xfrm>
                       <a:off x="0" y="0"/>
-                      <a:ext cx="5105719" cy="2642695"/>
+                      <a:ext cx="5702300" cy="1245235"/>
                     </a:xfrm>
                     <a:prstGeom prst="rect">
                       <a:avLst/>
@@ -4047,180 +3944,207 @@
     </w:p>
     <w:p>
       <w:pPr>
-        <w:jc w:val="center"/>
-      </w:pPr>
+        <w:pStyle w:val="Piedefigura"/>
+      </w:pPr>
+      <w:r>
+        <w:t>Cart.js</w:t>
+      </w:r>
     </w:p>
     <w:p>
       <w:pPr>
-        <w:pStyle w:val="Ttulo2"/>
-      </w:pPr>
-      <w:bookmarkStart w:id="16" w:name="_Toc228056244"/>
-      <w:r>
-        <w:lastRenderedPageBreak/>
-        <w:t>Protección de la sesión con Session Storage</w:t>
-      </w:r>
-      <w:bookmarkEnd w:id="16"/>
+        <w:pStyle w:val="Ttulo3"/>
+      </w:pPr>
+      <w:bookmarkStart w:id="15" w:name="_Toc228538743"/>
+      <w:r>
+        <w:t xml:space="preserve">Resultado del </w:t>
+      </w:r>
+      <w:r>
+        <w:t>proceso de selección de productos</w:t>
+      </w:r>
+      <w:r>
+        <w:t xml:space="preserve"> — </w:t>
+      </w:r>
+      <w:proofErr w:type="spellStart"/>
+      <w:r>
+        <w:t>DevTools</w:t>
+      </w:r>
+      <w:proofErr w:type="spellEnd"/>
+      <w:r>
+        <w:t xml:space="preserve"> </w:t>
+      </w:r>
+      <w:proofErr w:type="spellStart"/>
+      <w:r>
+        <w:t>Application</w:t>
+      </w:r>
+      <w:bookmarkEnd w:id="15"/>
+      <w:proofErr w:type="spellEnd"/>
     </w:p>
     <w:p>
-      <w:pPr>
-        <w:pStyle w:val="Ttulo3"/>
-      </w:pPr>
-      <w:bookmarkStart w:id="17" w:name="_Toc228056245"/>
-      <w:r>
-        <w:t>Rol del Session Storage en la aplicación</w:t>
-      </w:r>
-      <w:bookmarkEnd w:id="17"/>
+      <w:r>
+        <w:t xml:space="preserve">En el panel </w:t>
+      </w:r>
+      <w:proofErr w:type="spellStart"/>
+      <w:r>
+        <w:t>Application</w:t>
+      </w:r>
+      <w:proofErr w:type="spellEnd"/>
+      <w:r>
+        <w:t xml:space="preserve"> de </w:t>
+      </w:r>
+      <w:proofErr w:type="spellStart"/>
+      <w:r>
+        <w:t>DevTools</w:t>
+      </w:r>
+      <w:proofErr w:type="spellEnd"/>
+      <w:r>
+        <w:t xml:space="preserve"> se observa la sección Session Storage expandida con la clave sporty_cart_v1</w:t>
+      </w:r>
+      <w:r>
+        <w:t>.</w:t>
+      </w:r>
+      <w:r>
+        <w:t xml:space="preserve"> Al seleccionar esta entrada, el panel derecho despliega un arreglo de tres objetos, cada uno representando un producto agregado al carrito. La estructura de cada </w:t>
+      </w:r>
+      <w:proofErr w:type="spellStart"/>
+      <w:r>
+        <w:t>item</w:t>
+      </w:r>
+      <w:proofErr w:type="spellEnd"/>
+      <w:r>
+        <w:t xml:space="preserve"> refleja exactamente los campos definidos en la función </w:t>
+      </w:r>
+      <w:proofErr w:type="spellStart"/>
+      <w:proofErr w:type="gramStart"/>
+      <w:r>
+        <w:t>addItem</w:t>
+      </w:r>
+      <w:proofErr w:type="spellEnd"/>
+      <w:r>
+        <w:t>(</w:t>
+      </w:r>
+      <w:proofErr w:type="gramEnd"/>
+      <w:r>
+        <w:t xml:space="preserve">) de cart.js: id (identificador alfanumérico estable del catálogo), </w:t>
+      </w:r>
+      <w:proofErr w:type="spellStart"/>
+      <w:r>
+        <w:t>name</w:t>
+      </w:r>
+      <w:proofErr w:type="spellEnd"/>
+      <w:r>
+        <w:t xml:space="preserve">, </w:t>
+      </w:r>
+      <w:proofErr w:type="spellStart"/>
+      <w:r>
+        <w:t>price</w:t>
+      </w:r>
+      <w:proofErr w:type="spellEnd"/>
+      <w:r>
+        <w:t xml:space="preserve"> (obtenido siempre desde el catálogo en memoria, nunca desde el </w:t>
+      </w:r>
+      <w:proofErr w:type="spellStart"/>
+      <w:r>
+        <w:t>storage</w:t>
+      </w:r>
+      <w:proofErr w:type="spellEnd"/>
+      <w:r>
+        <w:t xml:space="preserve">), </w:t>
+      </w:r>
+      <w:proofErr w:type="spellStart"/>
+      <w:r>
+        <w:t>category</w:t>
+      </w:r>
+      <w:proofErr w:type="spellEnd"/>
+      <w:r>
+        <w:t xml:space="preserve">, </w:t>
+      </w:r>
+      <w:proofErr w:type="spellStart"/>
+      <w:r>
+        <w:t>image</w:t>
+      </w:r>
+      <w:proofErr w:type="spellEnd"/>
+      <w:r>
+        <w:t xml:space="preserve"> y </w:t>
+      </w:r>
+      <w:proofErr w:type="spellStart"/>
+      <w:r>
+        <w:t>qty</w:t>
+      </w:r>
+      <w:proofErr w:type="spellEnd"/>
+      <w:r>
+        <w:t>. Los tres productos visibles</w:t>
+      </w:r>
+      <w:r>
+        <w:t>,</w:t>
+      </w:r>
+      <w:r>
+        <w:t xml:space="preserve"> coinciden con los </w:t>
+      </w:r>
+      <w:proofErr w:type="spellStart"/>
+      <w:r>
+        <w:t>items</w:t>
+      </w:r>
+      <w:proofErr w:type="spellEnd"/>
+      <w:r>
+        <w:t xml:space="preserve"> mostrados en el </w:t>
+      </w:r>
+      <w:proofErr w:type="spellStart"/>
+      <w:r>
+        <w:t>drawer</w:t>
+      </w:r>
+      <w:proofErr w:type="spellEnd"/>
+      <w:r>
+        <w:t xml:space="preserve"> del carrito a la izquierda. El total de $62.970 que presenta la interfaz corresponde a la suma calculada en tiempo real por </w:t>
+      </w:r>
+      <w:proofErr w:type="spellStart"/>
+      <w:proofErr w:type="gramStart"/>
+      <w:r>
+        <w:t>calculateTotal</w:t>
+      </w:r>
+      <w:proofErr w:type="spellEnd"/>
+      <w:r>
+        <w:t>(</w:t>
+      </w:r>
+      <w:proofErr w:type="gramEnd"/>
+      <w:r>
+        <w:t xml:space="preserve">) a partir de los datos persistidos, no a un valor almacenado estáticamente, lo que garantiza que cualquier manipulación de precios </w:t>
+      </w:r>
+      <w:r>
+        <w:lastRenderedPageBreak/>
+        <w:t xml:space="preserve">desde </w:t>
+      </w:r>
+      <w:proofErr w:type="spellStart"/>
+      <w:r>
+        <w:t>DevTools</w:t>
+      </w:r>
+      <w:proofErr w:type="spellEnd"/>
+      <w:r>
+        <w:t xml:space="preserve"> sería corregida por la reconciliación que ejecuta </w:t>
+      </w:r>
+      <w:proofErr w:type="spellStart"/>
+      <w:proofErr w:type="gramStart"/>
+      <w:r>
+        <w:t>readCart</w:t>
+      </w:r>
+      <w:proofErr w:type="spellEnd"/>
+      <w:r>
+        <w:t>(</w:t>
+      </w:r>
+      <w:proofErr w:type="gramEnd"/>
+      <w:r>
+        <w:t>) antes de cada lectura.</w:t>
+      </w:r>
     </w:p>
     <w:p>
-      <w:r>
-        <w:t>El Session Storage es el mecanismo utilizado para mantener el estado del carrito de compras durante la navegación. A diferencia del Local Storage, que persiste datos indefinidamente en el navegador, el Session Storage limita su alcance a la pestaña activa: los datos se conservan mientras el usuario navega dentro de la misma sesión de navegación y se eliminan automáticamente al cerrar la pestaña. Esta característica lo hace adecuado para almacenar información transaccional temporal como el carrito, que no debe persistir entre sesiones distintas.</w:t>
-      </w:r>
-    </w:p>
-    <w:p>
-      <w:r>
-        <w:t xml:space="preserve">Toda interacción con el Session Storage en la aplicación se realiza a través del objeto </w:t>
-      </w:r>
-      <w:proofErr w:type="spellStart"/>
-      <w:r>
-        <w:t>Security.safeStorage</w:t>
-      </w:r>
-      <w:proofErr w:type="spellEnd"/>
-      <w:r>
-        <w:t xml:space="preserve">, definido en security.js. Este </w:t>
-      </w:r>
-      <w:proofErr w:type="spellStart"/>
-      <w:r>
-        <w:t>wrapper</w:t>
-      </w:r>
-      <w:proofErr w:type="spellEnd"/>
-      <w:r>
-        <w:t xml:space="preserve"> encapsula las operaciones nativas del API (</w:t>
-      </w:r>
-      <w:proofErr w:type="spellStart"/>
-      <w:r>
-        <w:t>getItem</w:t>
-      </w:r>
-      <w:proofErr w:type="spellEnd"/>
-      <w:r>
-        <w:t xml:space="preserve">, </w:t>
-      </w:r>
-      <w:proofErr w:type="spellStart"/>
-      <w:r>
-        <w:t>setItem</w:t>
-      </w:r>
-      <w:proofErr w:type="spellEnd"/>
-      <w:r>
-        <w:t xml:space="preserve">, </w:t>
-      </w:r>
-      <w:proofErr w:type="spellStart"/>
-      <w:r>
-        <w:t>removeItem</w:t>
-      </w:r>
-      <w:proofErr w:type="spellEnd"/>
-      <w:r>
-        <w:t xml:space="preserve">, </w:t>
-      </w:r>
-      <w:proofErr w:type="spellStart"/>
-      <w:r>
-        <w:t>clear</w:t>
-      </w:r>
-      <w:proofErr w:type="spellEnd"/>
-      <w:r>
-        <w:t xml:space="preserve">) dentro de bloques try/catch, previniendo que errores de </w:t>
-      </w:r>
-      <w:proofErr w:type="spellStart"/>
-      <w:r>
-        <w:t>storage</w:t>
-      </w:r>
-      <w:proofErr w:type="spellEnd"/>
-      <w:r>
-        <w:t>,</w:t>
-      </w:r>
-      <w:r>
-        <w:t xml:space="preserve"> como el caso de navegadores con almacenamiento bloqueado o en modo privado</w:t>
-      </w:r>
-      <w:r>
-        <w:t>,</w:t>
-      </w:r>
-      <w:r>
-        <w:t xml:space="preserve"> interrumpan el funcionamiento de la aplicación. Los datos se serializan en formato JSON al escribir y se </w:t>
-      </w:r>
-      <w:proofErr w:type="spellStart"/>
-      <w:r>
-        <w:t>deserializan</w:t>
-      </w:r>
-      <w:proofErr w:type="spellEnd"/>
-      <w:r>
-        <w:t xml:space="preserve"> al leer, garantizando que la estructura de los objetos se preserve correctamente.</w:t>
-      </w:r>
-    </w:p>
-    <w:p/>
-    <w:p>
-      <w:pPr>
-        <w:rPr>
-          <w:b/>
-          <w:bCs/>
-        </w:rPr>
-      </w:pPr>
-      <w:r>
-        <w:rPr>
-          <w:b/>
-          <w:bCs/>
-        </w:rPr>
-        <w:t xml:space="preserve">Objeto </w:t>
-      </w:r>
-      <w:proofErr w:type="spellStart"/>
-      <w:r>
-        <w:rPr>
-          <w:b/>
-          <w:bCs/>
-        </w:rPr>
-        <w:t>safeStorage</w:t>
-      </w:r>
-      <w:proofErr w:type="spellEnd"/>
-      <w:r>
-        <w:rPr>
-          <w:b/>
-          <w:bCs/>
-        </w:rPr>
-        <w:t xml:space="preserve"> en security.js:</w:t>
-      </w:r>
-    </w:p>
-    <w:p>
-      <w:r>
-        <w:t xml:space="preserve">Todas las operaciones sobre Session Storage pasan por este </w:t>
-      </w:r>
-      <w:proofErr w:type="spellStart"/>
-      <w:r>
-        <w:t>wrapper</w:t>
-      </w:r>
-      <w:proofErr w:type="spellEnd"/>
-      <w:r>
-        <w:t xml:space="preserve">, que maneja errores de forma controlada e impide que fallos del </w:t>
-      </w:r>
-      <w:proofErr w:type="spellStart"/>
-      <w:r>
-        <w:t>storage</w:t>
-      </w:r>
-      <w:proofErr w:type="spellEnd"/>
-      <w:r>
-        <w:t xml:space="preserve"> propaguen excepciones no controladas al resto de la aplicación.</w:t>
-      </w:r>
-    </w:p>
-    <w:p>
-      <w:pPr>
-        <w:jc w:val="center"/>
-      </w:pPr>
       <w:r>
         <w:rPr>
           <w:noProof/>
         </w:rPr>
-        <w:lastRenderedPageBreak/>
         <w:drawing>
-          <wp:inline distT="0" distB="0" distL="0" distR="0" wp14:anchorId="0269C57E" wp14:editId="21DF7089">
-            <wp:extent cx="4012441" cy="3533897"/>
-            <wp:effectExtent l="0" t="0" r="7620" b="0"/>
-            <wp:docPr id="1510474937" name="Imagen 1"/>
+          <wp:inline distT="0" distB="0" distL="0" distR="0" wp14:anchorId="3FB2F4D2" wp14:editId="4F66E63E">
+            <wp:extent cx="5702300" cy="2917825"/>
+            <wp:effectExtent l="0" t="0" r="0" b="0"/>
+            <wp:docPr id="513300475" name="Imagen 1"/>
             <wp:cNvGraphicFramePr>
               <a:graphicFrameLocks xmlns:a="http://schemas.openxmlformats.org/drawingml/2006/main" noChangeAspect="1"/>
             </wp:cNvGraphicFramePr>
@@ -4228,7 +4152,7 @@
               <a:graphicData uri="http://schemas.openxmlformats.org/drawingml/2006/picture">
                 <pic:pic xmlns:pic="http://schemas.openxmlformats.org/drawingml/2006/picture">
                   <pic:nvPicPr>
-                    <pic:cNvPr id="1510474937" name=""/>
+                    <pic:cNvPr id="513300475" name=""/>
                     <pic:cNvPicPr/>
                   </pic:nvPicPr>
                   <pic:blipFill>
@@ -4240,7 +4164,7 @@
                   <pic:spPr>
                     <a:xfrm>
                       <a:off x="0" y="0"/>
-                      <a:ext cx="4016071" cy="3537094"/>
+                      <a:ext cx="5702300" cy="2917825"/>
                     </a:xfrm>
                     <a:prstGeom prst="rect">
                       <a:avLst/>
@@ -4255,92 +4179,147 @@
     </w:p>
     <w:p>
       <w:pPr>
-        <w:pStyle w:val="Piedefigura"/>
-      </w:pPr>
-      <w:r>
-        <w:t>Security.js</w:t>
+        <w:jc w:val="center"/>
+      </w:pPr>
+    </w:p>
+    <w:p>
+      <w:pPr>
+        <w:pStyle w:val="Ttulo2"/>
+      </w:pPr>
+      <w:bookmarkStart w:id="16" w:name="_Toc228538744"/>
+      <w:r>
+        <w:t>Protección de la sesión con Session Storage</w:t>
+      </w:r>
+      <w:bookmarkEnd w:id="16"/>
+    </w:p>
+    <w:p>
+      <w:pPr>
+        <w:pStyle w:val="Ttulo3"/>
+      </w:pPr>
+      <w:bookmarkStart w:id="17" w:name="_Toc228538745"/>
+      <w:r>
+        <w:t>Rol del Session Storage en la aplicación</w:t>
+      </w:r>
+      <w:bookmarkEnd w:id="17"/>
+    </w:p>
+    <w:p>
+      <w:r>
+        <w:t>El Session Storage es el mecanismo utilizado para mantener el estado del carrito de compras durante la navegación. A diferencia del Local Storage, que persiste datos indefinidamente en el navegador, el Session Storage limita su alcance a la pestaña activa: los datos se conservan mientras el usuario navega dentro de la misma sesión de navegación y se eliminan automáticamente al cerrar la pestaña. Esta característica lo hace adecuado para almacenar información transaccional temporal como el carrito, que no debe persistir entre sesiones distintas.</w:t>
+      </w:r>
+    </w:p>
+    <w:p>
+      <w:r>
+        <w:lastRenderedPageBreak/>
+        <w:t xml:space="preserve">Toda interacción con el Session Storage en la aplicación se realiza a través del objeto </w:t>
+      </w:r>
+      <w:proofErr w:type="spellStart"/>
+      <w:r>
+        <w:t>Security.safeStorage</w:t>
+      </w:r>
+      <w:proofErr w:type="spellEnd"/>
+      <w:r>
+        <w:t xml:space="preserve">, definido en security.js. Este </w:t>
+      </w:r>
+      <w:proofErr w:type="spellStart"/>
+      <w:r>
+        <w:t>wrapper</w:t>
+      </w:r>
+      <w:proofErr w:type="spellEnd"/>
+      <w:r>
+        <w:t xml:space="preserve"> encapsula las operaciones nativas del API (</w:t>
+      </w:r>
+      <w:proofErr w:type="spellStart"/>
+      <w:r>
+        <w:t>getItem</w:t>
+      </w:r>
+      <w:proofErr w:type="spellEnd"/>
+      <w:r>
+        <w:t xml:space="preserve">, </w:t>
+      </w:r>
+      <w:proofErr w:type="spellStart"/>
+      <w:r>
+        <w:t>setItem</w:t>
+      </w:r>
+      <w:proofErr w:type="spellEnd"/>
+      <w:r>
+        <w:t xml:space="preserve">, </w:t>
+      </w:r>
+      <w:proofErr w:type="spellStart"/>
+      <w:r>
+        <w:t>removeItem</w:t>
+      </w:r>
+      <w:proofErr w:type="spellEnd"/>
+      <w:r>
+        <w:t xml:space="preserve">, </w:t>
+      </w:r>
+      <w:proofErr w:type="spellStart"/>
+      <w:r>
+        <w:t>clear</w:t>
+      </w:r>
+      <w:proofErr w:type="spellEnd"/>
+      <w:r>
+        <w:t xml:space="preserve">) dentro de bloques try/catch, previniendo que errores de </w:t>
+      </w:r>
+      <w:proofErr w:type="spellStart"/>
+      <w:r>
+        <w:t>storage</w:t>
+      </w:r>
+      <w:proofErr w:type="spellEnd"/>
+      <w:r>
+        <w:t xml:space="preserve">, como el caso de navegadores con almacenamiento bloqueado o en modo privado, interrumpan el funcionamiento de la aplicación. Los datos se serializan en formato JSON al escribir y se </w:t>
+      </w:r>
+      <w:proofErr w:type="spellStart"/>
+      <w:r>
+        <w:t>deserializan</w:t>
+      </w:r>
+      <w:proofErr w:type="spellEnd"/>
+      <w:r>
+        <w:t xml:space="preserve"> al leer, garantizando que la estructura de los objetos se preserve correctamente.</w:t>
       </w:r>
     </w:p>
     <w:p/>
     <w:p>
       <w:pPr>
-        <w:pStyle w:val="Ttulo3"/>
-      </w:pPr>
-      <w:bookmarkStart w:id="18" w:name="_Toc228056246"/>
-      <w:r>
-        <w:t>Limpieza al cerrar sesión</w:t>
-      </w:r>
-      <w:bookmarkEnd w:id="18"/>
+        <w:rPr>
+          <w:b/>
+          <w:bCs/>
+        </w:rPr>
+      </w:pPr>
+      <w:r>
+        <w:rPr>
+          <w:b/>
+          <w:bCs/>
+        </w:rPr>
+        <w:t xml:space="preserve">Objeto </w:t>
+      </w:r>
+      <w:proofErr w:type="spellStart"/>
+      <w:r>
+        <w:rPr>
+          <w:b/>
+          <w:bCs/>
+        </w:rPr>
+        <w:t>safeStorage</w:t>
+      </w:r>
+      <w:proofErr w:type="spellEnd"/>
+      <w:r>
+        <w:rPr>
+          <w:b/>
+          <w:bCs/>
+        </w:rPr>
+        <w:t xml:space="preserve"> en security.js:</w:t>
+      </w:r>
     </w:p>
     <w:p>
       <w:r>
-        <w:t xml:space="preserve">La aplicación implementa una política explícita de limpieza de datos al cerrar sesión: antes de invocar el método </w:t>
-      </w:r>
-      <w:proofErr w:type="spellStart"/>
-      <w:proofErr w:type="gramStart"/>
-      <w:r>
-        <w:t>logout</w:t>
-      </w:r>
-      <w:proofErr w:type="spellEnd"/>
-      <w:r>
-        <w:t>(</w:t>
-      </w:r>
-      <w:proofErr w:type="gramEnd"/>
-      <w:r>
-        <w:t xml:space="preserve">) del SDK de Auth0, la función </w:t>
-      </w:r>
-      <w:proofErr w:type="spellStart"/>
-      <w:proofErr w:type="gramStart"/>
-      <w:r>
-        <w:t>logout</w:t>
-      </w:r>
-      <w:proofErr w:type="spellEnd"/>
-      <w:r>
-        <w:t>(</w:t>
-      </w:r>
-      <w:proofErr w:type="gramEnd"/>
-      <w:r>
-        <w:t xml:space="preserve">) en auth.js ejecuta dos operaciones en secuencia. </w:t>
-      </w:r>
-    </w:p>
-    <w:p>
-      <w:r>
-        <w:t xml:space="preserve">Primero, llama a </w:t>
-      </w:r>
-      <w:proofErr w:type="spellStart"/>
-      <w:r>
-        <w:t>Cart.clear</w:t>
-      </w:r>
-      <w:proofErr w:type="spellEnd"/>
-      <w:r>
-        <w:t xml:space="preserve">(), que elimina la clave sporty_cart_v1 del Session Storage. Luego llama a </w:t>
-      </w:r>
-      <w:proofErr w:type="spellStart"/>
-      <w:proofErr w:type="gramStart"/>
-      <w:r>
-        <w:t>Security.safeStorage.clear</w:t>
-      </w:r>
-      <w:proofErr w:type="spellEnd"/>
-      <w:proofErr w:type="gramEnd"/>
-      <w:r>
-        <w:t xml:space="preserve">(), que ejecuta un </w:t>
-      </w:r>
-      <w:proofErr w:type="spellStart"/>
-      <w:r>
-        <w:t>sessionStorage.clear</w:t>
-      </w:r>
-      <w:proofErr w:type="spellEnd"/>
-      <w:r>
-        <w:t>() completo como medida adicional para asegurar que no quede ningún dato residual. Solo después de completar esta limpieza local se procede a invalidar la sesión en Auth0.</w:t>
-      </w:r>
-    </w:p>
-    <w:p>
-      <w:r>
-        <w:t xml:space="preserve">Esta secuencia es una decisión de diseño deliberada, si se invirtiera el orden y Auth0 cerrara la sesión primero, un error de red podría interrumpir </w:t>
-      </w:r>
-      <w:r>
-        <w:lastRenderedPageBreak/>
-        <w:t xml:space="preserve">el proceso antes de limpiar el </w:t>
+        <w:t xml:space="preserve">Todas las operaciones sobre Session Storage pasan por este </w:t>
+      </w:r>
+      <w:proofErr w:type="spellStart"/>
+      <w:r>
+        <w:t>wrapper</w:t>
+      </w:r>
+      <w:proofErr w:type="spellEnd"/>
+      <w:r>
+        <w:t xml:space="preserve">, que maneja errores de forma controlada e impide que fallos del </w:t>
       </w:r>
       <w:proofErr w:type="spellStart"/>
       <w:r>
@@ -4348,35 +4327,7 @@
       </w:r>
       <w:proofErr w:type="spellEnd"/>
       <w:r>
-        <w:t>, dejando datos del usuario expuestos en el navegador.</w:t>
-      </w:r>
-    </w:p>
-    <w:p>
-      <w:pPr>
-        <w:pStyle w:val="Ttulo3"/>
-      </w:pPr>
-      <w:bookmarkStart w:id="19" w:name="_Toc228056247"/>
-      <w:r>
-        <w:t xml:space="preserve">Función </w:t>
-      </w:r>
-      <w:proofErr w:type="spellStart"/>
-      <w:proofErr w:type="gramStart"/>
-      <w:r>
-        <w:t>logout</w:t>
-      </w:r>
-      <w:proofErr w:type="spellEnd"/>
-      <w:r>
-        <w:t>(</w:t>
-      </w:r>
-      <w:proofErr w:type="gramEnd"/>
-      <w:r>
-        <w:t>) en auth.js.</w:t>
-      </w:r>
-      <w:bookmarkEnd w:id="19"/>
-    </w:p>
-    <w:p>
-      <w:r>
-        <w:t>La limpieza del carrito y del Session Storage se ejecuta antes de invocar el cierre de sesión en Auth0, garantizando que no queden datos del usuario en el navegador independientemente del resultado de la operación remota.</w:t>
+        <w:t xml:space="preserve"> propaguen excepciones no controladas al resto de la aplicación.</w:t>
       </w:r>
     </w:p>
     <w:p>
@@ -4388,10 +4339,10 @@
           <w:noProof/>
         </w:rPr>
         <w:drawing>
-          <wp:inline distT="0" distB="0" distL="0" distR="0" wp14:anchorId="4FED5803" wp14:editId="3E3D4B90">
-            <wp:extent cx="5116012" cy="3070746"/>
-            <wp:effectExtent l="0" t="0" r="8890" b="0"/>
-            <wp:docPr id="1373636016" name="Imagen 1"/>
+          <wp:inline distT="0" distB="0" distL="0" distR="0" wp14:anchorId="399BBD14" wp14:editId="26B178F7">
+            <wp:extent cx="5702300" cy="3197225"/>
+            <wp:effectExtent l="0" t="0" r="0" b="3175"/>
+            <wp:docPr id="1802969841" name="Imagen 1"/>
             <wp:cNvGraphicFramePr>
               <a:graphicFrameLocks xmlns:a="http://schemas.openxmlformats.org/drawingml/2006/main" noChangeAspect="1"/>
             </wp:cNvGraphicFramePr>
@@ -4399,7 +4350,7 @@
               <a:graphicData uri="http://schemas.openxmlformats.org/drawingml/2006/picture">
                 <pic:pic xmlns:pic="http://schemas.openxmlformats.org/drawingml/2006/picture">
                   <pic:nvPicPr>
-                    <pic:cNvPr id="1373636016" name=""/>
+                    <pic:cNvPr id="1802969841" name=""/>
                     <pic:cNvPicPr/>
                   </pic:nvPicPr>
                   <pic:blipFill>
@@ -4411,7 +4362,7 @@
                   <pic:spPr>
                     <a:xfrm>
                       <a:off x="0" y="0"/>
-                      <a:ext cx="5148166" cy="3090045"/>
+                      <a:ext cx="5702300" cy="3197225"/>
                     </a:xfrm>
                     <a:prstGeom prst="rect">
                       <a:avLst/>
@@ -4429,16 +4380,183 @@
         <w:pStyle w:val="Piedefigura"/>
       </w:pPr>
       <w:r>
+        <w:t>Security.js</w:t>
+      </w:r>
+    </w:p>
+    <w:p>
+      <w:pPr>
+        <w:pStyle w:val="Ttulo3"/>
+      </w:pPr>
+      <w:bookmarkStart w:id="18" w:name="_Toc228538746"/>
+      <w:r>
+        <w:lastRenderedPageBreak/>
+        <w:t>Limpieza al cerrar sesión</w:t>
+      </w:r>
+      <w:bookmarkEnd w:id="18"/>
+    </w:p>
+    <w:p>
+      <w:r>
+        <w:t xml:space="preserve">La aplicación implementa una política explícita de limpieza de datos al cerrar sesión: antes de invocar el método </w:t>
+      </w:r>
+      <w:proofErr w:type="spellStart"/>
+      <w:proofErr w:type="gramStart"/>
+      <w:r>
+        <w:t>logout</w:t>
+      </w:r>
+      <w:proofErr w:type="spellEnd"/>
+      <w:r>
+        <w:t>(</w:t>
+      </w:r>
+      <w:proofErr w:type="gramEnd"/>
+      <w:r>
+        <w:t xml:space="preserve">) del SDK de Auth0, la función </w:t>
+      </w:r>
+      <w:proofErr w:type="spellStart"/>
+      <w:proofErr w:type="gramStart"/>
+      <w:r>
+        <w:t>logout</w:t>
+      </w:r>
+      <w:proofErr w:type="spellEnd"/>
+      <w:r>
+        <w:t>(</w:t>
+      </w:r>
+      <w:proofErr w:type="gramEnd"/>
+      <w:r>
+        <w:t xml:space="preserve">) en auth.js ejecuta dos operaciones en secuencia. </w:t>
+      </w:r>
+    </w:p>
+    <w:p>
+      <w:r>
+        <w:t xml:space="preserve">Primero, llama a </w:t>
+      </w:r>
+      <w:proofErr w:type="spellStart"/>
+      <w:r>
+        <w:t>Cart.clear</w:t>
+      </w:r>
+      <w:proofErr w:type="spellEnd"/>
+      <w:r>
+        <w:t xml:space="preserve">(), que elimina la clave sporty_cart_v1 del Session Storage. Luego llama a </w:t>
+      </w:r>
+      <w:proofErr w:type="spellStart"/>
+      <w:proofErr w:type="gramStart"/>
+      <w:r>
+        <w:t>Security.safeStorage.clear</w:t>
+      </w:r>
+      <w:proofErr w:type="spellEnd"/>
+      <w:proofErr w:type="gramEnd"/>
+      <w:r>
+        <w:t xml:space="preserve">(), que ejecuta un </w:t>
+      </w:r>
+      <w:proofErr w:type="spellStart"/>
+      <w:r>
+        <w:t>sessionStorage.clear</w:t>
+      </w:r>
+      <w:proofErr w:type="spellEnd"/>
+      <w:r>
+        <w:t>() completo como medida adicional para asegurar que no quede ningún dato residual. Solo después de completar esta limpieza local se procede a invalidar la sesión en Auth0.</w:t>
+      </w:r>
+    </w:p>
+    <w:p>
+      <w:r>
+        <w:t xml:space="preserve">Esta secuencia es una decisión de diseño deliberada, si se invirtiera el orden y Auth0 cerrara la sesión primero, un error de red podría interrumpir el proceso antes de limpiar el </w:t>
+      </w:r>
+      <w:proofErr w:type="spellStart"/>
+      <w:r>
+        <w:t>storage</w:t>
+      </w:r>
+      <w:proofErr w:type="spellEnd"/>
+      <w:r>
+        <w:t>, dejando datos del usuario expuestos en el navegador.</w:t>
+      </w:r>
+    </w:p>
+    <w:p>
+      <w:pPr>
+        <w:pStyle w:val="Ttulo3"/>
+      </w:pPr>
+      <w:bookmarkStart w:id="19" w:name="_Toc228538747"/>
+      <w:r>
+        <w:t xml:space="preserve">Función </w:t>
+      </w:r>
+      <w:proofErr w:type="spellStart"/>
+      <w:proofErr w:type="gramStart"/>
+      <w:r>
+        <w:t>logout</w:t>
+      </w:r>
+      <w:proofErr w:type="spellEnd"/>
+      <w:r>
+        <w:t>(</w:t>
+      </w:r>
+      <w:proofErr w:type="gramEnd"/>
+      <w:r>
+        <w:t>) en auth.js.</w:t>
+      </w:r>
+      <w:bookmarkEnd w:id="19"/>
+    </w:p>
+    <w:p>
+      <w:r>
+        <w:t>La limpieza del carrito y del Session Storage se ejecuta antes de invocar el cierre de sesión en Auth0, garantizando que no queden datos del usuario en el navegador independientemente del resultado de la operación remota.</w:t>
+      </w:r>
+    </w:p>
+    <w:p>
+      <w:pPr>
+        <w:jc w:val="center"/>
+      </w:pPr>
+      <w:r>
+        <w:rPr>
+          <w:noProof/>
+        </w:rPr>
+        <w:drawing>
+          <wp:inline distT="0" distB="0" distL="0" distR="0" wp14:anchorId="017A6743" wp14:editId="4FD82C69">
+            <wp:extent cx="5234151" cy="2194496"/>
+            <wp:effectExtent l="0" t="0" r="5080" b="0"/>
+            <wp:docPr id="2007125945" name="Imagen 1"/>
+            <wp:cNvGraphicFramePr>
+              <a:graphicFrameLocks xmlns:a="http://schemas.openxmlformats.org/drawingml/2006/main" noChangeAspect="1"/>
+            </wp:cNvGraphicFramePr>
+            <a:graphic xmlns:a="http://schemas.openxmlformats.org/drawingml/2006/main">
+              <a:graphicData uri="http://schemas.openxmlformats.org/drawingml/2006/picture">
+                <pic:pic xmlns:pic="http://schemas.openxmlformats.org/drawingml/2006/picture">
+                  <pic:nvPicPr>
+                    <pic:cNvPr id="2007125945" name=""/>
+                    <pic:cNvPicPr/>
+                  </pic:nvPicPr>
+                  <pic:blipFill>
+                    <a:blip r:embed="rId29"/>
+                    <a:stretch>
+                      <a:fillRect/>
+                    </a:stretch>
+                  </pic:blipFill>
+                  <pic:spPr>
+                    <a:xfrm>
+                      <a:off x="0" y="0"/>
+                      <a:ext cx="5243067" cy="2198234"/>
+                    </a:xfrm>
+                    <a:prstGeom prst="rect">
+                      <a:avLst/>
+                    </a:prstGeom>
+                  </pic:spPr>
+                </pic:pic>
+              </a:graphicData>
+            </a:graphic>
+          </wp:inline>
+        </w:drawing>
+      </w:r>
+    </w:p>
+    <w:p>
+      <w:pPr>
+        <w:pStyle w:val="Piedefigura"/>
+      </w:pPr>
+      <w:r>
         <w:t>Auth.js</w:t>
       </w:r>
     </w:p>
-    <w:p/>
     <w:p>
       <w:pPr>
         <w:pStyle w:val="Ttulo3"/>
       </w:pPr>
-      <w:bookmarkStart w:id="20" w:name="_Toc228056248"/>
-      <w:r>
+      <w:bookmarkStart w:id="20" w:name="_Toc228538748"/>
+      <w:r>
+        <w:lastRenderedPageBreak/>
         <w:t xml:space="preserve">Evidencia de Cierre de sesión y estado posterior al </w:t>
       </w:r>
       <w:proofErr w:type="spellStart"/>
@@ -4473,14 +4591,7 @@
           <w:b/>
           <w:bCs/>
         </w:rPr>
-        <w:t>Diálogo de confirmación previo al cierre de sesión</w:t>
-      </w:r>
-      <w:r>
-        <w:rPr>
-          <w:b/>
-          <w:bCs/>
-        </w:rPr>
-        <w:t>:</w:t>
+        <w:t>Diálogo de confirmación previo al cierre de sesión:</w:t>
       </w:r>
       <w:r>
         <w:t xml:space="preserve"> </w:t>
@@ -4499,7 +4610,7 @@
           <w:noProof/>
         </w:rPr>
         <w:drawing>
-          <wp:inline distT="0" distB="0" distL="0" distR="0" wp14:anchorId="236881DD" wp14:editId="1240CF1A">
+          <wp:inline distT="0" distB="0" distL="0" distR="0" wp14:anchorId="332CA564" wp14:editId="52D1CC30">
             <wp:extent cx="5702300" cy="1192530"/>
             <wp:effectExtent l="0" t="0" r="0" b="7620"/>
             <wp:docPr id="1679741236" name="Imagen 1"/>
@@ -4514,7 +4625,7 @@
                     <pic:cNvPicPr/>
                   </pic:nvPicPr>
                   <pic:blipFill>
-                    <a:blip r:embed="rId29"/>
+                    <a:blip r:embed="rId30"/>
                     <a:stretch>
                       <a:fillRect/>
                     </a:stretch>
@@ -4583,7 +4694,7 @@
           <w:szCs w:val="24"/>
         </w:rPr>
         <w:drawing>
-          <wp:inline distT="0" distB="0" distL="0" distR="0" wp14:anchorId="78497A49" wp14:editId="4944CD4A">
+          <wp:inline distT="0" distB="0" distL="0" distR="0" wp14:anchorId="559325A1" wp14:editId="09176350">
             <wp:extent cx="5702300" cy="1582420"/>
             <wp:effectExtent l="0" t="0" r="0" b="0"/>
             <wp:docPr id="1786614203" name="Imagen 1"/>
@@ -4598,7 +4709,7 @@
                     <pic:cNvPicPr/>
                   </pic:nvPicPr>
                   <pic:blipFill>
-                    <a:blip r:embed="rId30"/>
+                    <a:blip r:embed="rId31"/>
                     <a:stretch>
                       <a:fillRect/>
                     </a:stretch>
@@ -4623,8 +4734,9 @@
       <w:pPr>
         <w:pStyle w:val="Ttulo3"/>
       </w:pPr>
-      <w:bookmarkStart w:id="21" w:name="_Toc228056249"/>
-      <w:r>
+      <w:bookmarkStart w:id="21" w:name="_Toc228538749"/>
+      <w:r>
+        <w:lastRenderedPageBreak/>
         <w:t>Limpieza al completar una compra</w:t>
       </w:r>
       <w:bookmarkEnd w:id="21"/>
@@ -4671,6 +4783,7 @@
         <w:t xml:space="preserve"> una vez que la transacción ha sido registrada.</w:t>
       </w:r>
     </w:p>
+    <w:p/>
     <w:p>
       <w:pPr>
         <w:rPr>
@@ -4683,7 +4796,6 @@
           <w:b/>
           <w:bCs/>
         </w:rPr>
-        <w:lastRenderedPageBreak/>
         <w:t xml:space="preserve">Función </w:t>
       </w:r>
       <w:proofErr w:type="spellStart"/>
@@ -4714,7 +4826,25 @@
     </w:p>
     <w:p>
       <w:r>
-        <w:t xml:space="preserve">Antes de procesar la compra se verifican tres precondiciones: que el usuario esté autenticado (línea 118), que el carrito no esté vacío (línea 124) y que los datos del formulario sean válidos (línea 130). Solo tras cumplir estas condiciones y confirmar el procesamiento exitoso se ejecuta </w:t>
+        <w:t xml:space="preserve">Antes de procesar la compra se verifican tres precondiciones: que el usuario esté autenticado (línea </w:t>
+      </w:r>
+      <w:r>
+        <w:t>63</w:t>
+      </w:r>
+      <w:r>
+        <w:t xml:space="preserve">), que el carrito no esté vacío (línea </w:t>
+      </w:r>
+      <w:r>
+        <w:t>69</w:t>
+      </w:r>
+      <w:r>
+        <w:t xml:space="preserve">) y que los datos del formulario sean válidos (línea </w:t>
+      </w:r>
+      <w:r>
+        <w:t>71</w:t>
+      </w:r>
+      <w:r>
+        <w:t xml:space="preserve">). Solo tras cumplir estas condiciones y confirmar el procesamiento exitoso se ejecuta </w:t>
       </w:r>
       <w:proofErr w:type="spellStart"/>
       <w:r>
@@ -4722,7 +4852,13 @@
       </w:r>
       <w:proofErr w:type="spellEnd"/>
       <w:r>
-        <w:t>() (línea 150), eliminando los datos del carrito del Session Storage antes de mostrar la pantalla de confirmación.</w:t>
+        <w:t xml:space="preserve">() (línea </w:t>
+      </w:r>
+      <w:r>
+        <w:t>80</w:t>
+      </w:r>
+      <w:r>
+        <w:t>), eliminando los datos del carrito del Session Storage antes de mostrar la pantalla de confirmación.</w:t>
       </w:r>
     </w:p>
     <w:p/>
@@ -4734,11 +4870,12 @@
         <w:rPr>
           <w:noProof/>
         </w:rPr>
+        <w:lastRenderedPageBreak/>
         <w:drawing>
-          <wp:inline distT="0" distB="0" distL="0" distR="0" wp14:anchorId="4D096344" wp14:editId="53C51E84">
-            <wp:extent cx="4115717" cy="4299045"/>
-            <wp:effectExtent l="0" t="0" r="0" b="6350"/>
-            <wp:docPr id="1268088379" name="Imagen 1"/>
+          <wp:inline distT="0" distB="0" distL="0" distR="0" wp14:anchorId="6149B506" wp14:editId="63B29386">
+            <wp:extent cx="5702300" cy="3540125"/>
+            <wp:effectExtent l="0" t="0" r="0" b="3175"/>
+            <wp:docPr id="168479570" name="Imagen 1"/>
             <wp:cNvGraphicFramePr>
               <a:graphicFrameLocks xmlns:a="http://schemas.openxmlformats.org/drawingml/2006/main" noChangeAspect="1"/>
             </wp:cNvGraphicFramePr>
@@ -4746,136 +4883,7 @@
               <a:graphicData uri="http://schemas.openxmlformats.org/drawingml/2006/picture">
                 <pic:pic xmlns:pic="http://schemas.openxmlformats.org/drawingml/2006/picture">
                   <pic:nvPicPr>
-                    <pic:cNvPr id="1268088379" name=""/>
-                    <pic:cNvPicPr/>
-                  </pic:nvPicPr>
-                  <pic:blipFill>
-                    <a:blip r:embed="rId31"/>
-                    <a:stretch>
-                      <a:fillRect/>
-                    </a:stretch>
-                  </pic:blipFill>
-                  <pic:spPr>
-                    <a:xfrm>
-                      <a:off x="0" y="0"/>
-                      <a:ext cx="4118958" cy="4302431"/>
-                    </a:xfrm>
-                    <a:prstGeom prst="rect">
-                      <a:avLst/>
-                    </a:prstGeom>
-                  </pic:spPr>
-                </pic:pic>
-              </a:graphicData>
-            </a:graphic>
-          </wp:inline>
-        </w:drawing>
-      </w:r>
-    </w:p>
-    <w:p>
-      <w:pPr>
-        <w:pStyle w:val="Piedefigura"/>
-      </w:pPr>
-      <w:r>
-        <w:t>Checkout.js</w:t>
-      </w:r>
-    </w:p>
-    <w:p/>
-    <w:p>
-      <w:pPr>
-        <w:rPr>
-          <w:b/>
-          <w:bCs/>
-        </w:rPr>
-      </w:pPr>
-      <w:r>
-        <w:rPr>
-          <w:b/>
-          <w:bCs/>
-        </w:rPr>
-        <w:lastRenderedPageBreak/>
-        <w:t xml:space="preserve">Fragmento del bloque try en </w:t>
-      </w:r>
-      <w:proofErr w:type="spellStart"/>
-      <w:proofErr w:type="gramStart"/>
-      <w:r>
-        <w:rPr>
-          <w:b/>
-          <w:bCs/>
-        </w:rPr>
-        <w:t>handleSubmit</w:t>
-      </w:r>
-      <w:proofErr w:type="spellEnd"/>
-      <w:r>
-        <w:rPr>
-          <w:b/>
-          <w:bCs/>
-        </w:rPr>
-        <w:t>(</w:t>
-      </w:r>
-      <w:proofErr w:type="gramEnd"/>
-      <w:r>
-        <w:rPr>
-          <w:b/>
-          <w:bCs/>
-        </w:rPr>
-        <w:t>)</w:t>
-      </w:r>
-    </w:p>
-    <w:p>
-      <w:r>
-        <w:t xml:space="preserve">Tras simular el procesamiento exitoso, </w:t>
-      </w:r>
-      <w:proofErr w:type="spellStart"/>
-      <w:proofErr w:type="gramStart"/>
-      <w:r>
-        <w:t>renderConfirmation</w:t>
-      </w:r>
-      <w:proofErr w:type="spellEnd"/>
-      <w:r>
-        <w:t>(</w:t>
-      </w:r>
-      <w:proofErr w:type="gramEnd"/>
-      <w:r>
-        <w:t xml:space="preserve">) construye la pantalla de resumen y </w:t>
-      </w:r>
-      <w:proofErr w:type="spellStart"/>
-      <w:r>
-        <w:t>Cart.clear</w:t>
-      </w:r>
-      <w:proofErr w:type="spellEnd"/>
-      <w:r>
-        <w:t xml:space="preserve">() elimina inmediatamente los datos del carrito del Session Storage. El cambio de vistas oculta el </w:t>
-      </w:r>
-      <w:proofErr w:type="spellStart"/>
-      <w:r>
-        <w:t>checkout</w:t>
-      </w:r>
-      <w:proofErr w:type="spellEnd"/>
-      <w:r>
-        <w:t xml:space="preserve"> y muestra la confirmación al usuario.</w:t>
-      </w:r>
-    </w:p>
-    <w:p>
-      <w:pPr>
-        <w:jc w:val="center"/>
-      </w:pPr>
-      <w:r>
-        <w:rPr>
-          <w:noProof/>
-        </w:rPr>
-        <w:drawing>
-          <wp:inline distT="0" distB="0" distL="0" distR="0" wp14:anchorId="6963F0F1" wp14:editId="573EDF39">
-            <wp:extent cx="3807725" cy="1328887"/>
-            <wp:effectExtent l="0" t="0" r="2540" b="5080"/>
-            <wp:docPr id="574029148" name="Imagen 1"/>
-            <wp:cNvGraphicFramePr>
-              <a:graphicFrameLocks xmlns:a="http://schemas.openxmlformats.org/drawingml/2006/main" noChangeAspect="1"/>
-            </wp:cNvGraphicFramePr>
-            <a:graphic xmlns:a="http://schemas.openxmlformats.org/drawingml/2006/main">
-              <a:graphicData uri="http://schemas.openxmlformats.org/drawingml/2006/picture">
-                <pic:pic xmlns:pic="http://schemas.openxmlformats.org/drawingml/2006/picture">
-                  <pic:nvPicPr>
-                    <pic:cNvPr id="574029148" name=""/>
+                    <pic:cNvPr id="168479570" name=""/>
                     <pic:cNvPicPr/>
                   </pic:nvPicPr>
                   <pic:blipFill>
@@ -4887,7 +4895,7 @@
                   <pic:spPr>
                     <a:xfrm>
                       <a:off x="0" y="0"/>
-                      <a:ext cx="3829088" cy="1336343"/>
+                      <a:ext cx="5702300" cy="3540125"/>
                     </a:xfrm>
                     <a:prstGeom prst="rect">
                       <a:avLst/>
@@ -4911,10 +4919,139 @@
     <w:p/>
     <w:p>
       <w:pPr>
+        <w:rPr>
+          <w:b/>
+          <w:bCs/>
+        </w:rPr>
+      </w:pPr>
+      <w:r>
+        <w:rPr>
+          <w:b/>
+          <w:bCs/>
+        </w:rPr>
+        <w:t xml:space="preserve">Fragmento del bloque try en </w:t>
+      </w:r>
+      <w:proofErr w:type="spellStart"/>
+      <w:proofErr w:type="gramStart"/>
+      <w:r>
+        <w:rPr>
+          <w:b/>
+          <w:bCs/>
+        </w:rPr>
+        <w:t>handleSubmit</w:t>
+      </w:r>
+      <w:proofErr w:type="spellEnd"/>
+      <w:r>
+        <w:rPr>
+          <w:b/>
+          <w:bCs/>
+        </w:rPr>
+        <w:t>(</w:t>
+      </w:r>
+      <w:proofErr w:type="gramEnd"/>
+      <w:r>
+        <w:rPr>
+          <w:b/>
+          <w:bCs/>
+        </w:rPr>
+        <w:t>)</w:t>
+      </w:r>
+    </w:p>
+    <w:p>
+      <w:r>
+        <w:t xml:space="preserve">Tras simular el procesamiento exitoso, </w:t>
+      </w:r>
+      <w:proofErr w:type="spellStart"/>
+      <w:proofErr w:type="gramStart"/>
+      <w:r>
+        <w:t>renderConfirmation</w:t>
+      </w:r>
+      <w:proofErr w:type="spellEnd"/>
+      <w:r>
+        <w:t>(</w:t>
+      </w:r>
+      <w:proofErr w:type="gramEnd"/>
+      <w:r>
+        <w:t xml:space="preserve">) construye la pantalla de resumen y </w:t>
+      </w:r>
+      <w:proofErr w:type="spellStart"/>
+      <w:r>
+        <w:t>Cart.clear</w:t>
+      </w:r>
+      <w:proofErr w:type="spellEnd"/>
+      <w:r>
+        <w:t xml:space="preserve">() elimina inmediatamente los datos del carrito del Session Storage. El cambio de vistas oculta el </w:t>
+      </w:r>
+      <w:proofErr w:type="spellStart"/>
+      <w:r>
+        <w:t>checkout</w:t>
+      </w:r>
+      <w:proofErr w:type="spellEnd"/>
+      <w:r>
+        <w:t xml:space="preserve"> y muestra la confirmación al usuario.</w:t>
+      </w:r>
+    </w:p>
+    <w:p>
+      <w:pPr>
+        <w:jc w:val="center"/>
+      </w:pPr>
+      <w:r>
+        <w:rPr>
+          <w:noProof/>
+        </w:rPr>
+        <w:drawing>
+          <wp:inline distT="0" distB="0" distL="0" distR="0" wp14:anchorId="54D26E8B" wp14:editId="27E7B5CC">
+            <wp:extent cx="5702300" cy="924560"/>
+            <wp:effectExtent l="0" t="0" r="0" b="8890"/>
+            <wp:docPr id="1134688630" name="Imagen 1"/>
+            <wp:cNvGraphicFramePr>
+              <a:graphicFrameLocks xmlns:a="http://schemas.openxmlformats.org/drawingml/2006/main" noChangeAspect="1"/>
+            </wp:cNvGraphicFramePr>
+            <a:graphic xmlns:a="http://schemas.openxmlformats.org/drawingml/2006/main">
+              <a:graphicData uri="http://schemas.openxmlformats.org/drawingml/2006/picture">
+                <pic:pic xmlns:pic="http://schemas.openxmlformats.org/drawingml/2006/picture">
+                  <pic:nvPicPr>
+                    <pic:cNvPr id="1134688630" name=""/>
+                    <pic:cNvPicPr/>
+                  </pic:nvPicPr>
+                  <pic:blipFill>
+                    <a:blip r:embed="rId33"/>
+                    <a:stretch>
+                      <a:fillRect/>
+                    </a:stretch>
+                  </pic:blipFill>
+                  <pic:spPr>
+                    <a:xfrm>
+                      <a:off x="0" y="0"/>
+                      <a:ext cx="5702300" cy="924560"/>
+                    </a:xfrm>
+                    <a:prstGeom prst="rect">
+                      <a:avLst/>
+                    </a:prstGeom>
+                  </pic:spPr>
+                </pic:pic>
+              </a:graphicData>
+            </a:graphic>
+          </wp:inline>
+        </w:drawing>
+      </w:r>
+    </w:p>
+    <w:p>
+      <w:pPr>
+        <w:pStyle w:val="Piedefigura"/>
+      </w:pPr>
+      <w:r>
+        <w:t>Checkout.js</w:t>
+      </w:r>
+    </w:p>
+    <w:p/>
+    <w:p>
+      <w:pPr>
         <w:pStyle w:val="Ttulo3"/>
       </w:pPr>
-      <w:bookmarkStart w:id="22" w:name="_Toc228056250"/>
-      <w:r>
+      <w:bookmarkStart w:id="22" w:name="_Toc228538750"/>
+      <w:r>
+        <w:lastRenderedPageBreak/>
         <w:t xml:space="preserve">Evidencia de Flujo de Compra </w:t>
       </w:r>
       <w:r>
@@ -4985,9 +5122,9 @@
           <w:szCs w:val="24"/>
         </w:rPr>
         <w:drawing>
-          <wp:inline distT="0" distB="0" distL="0" distR="0" wp14:anchorId="0C47702E" wp14:editId="1E72F2C2">
-            <wp:extent cx="4603369" cy="2253497"/>
-            <wp:effectExtent l="0" t="0" r="6985" b="0"/>
+          <wp:inline distT="0" distB="0" distL="0" distR="0" wp14:anchorId="7F360AC7" wp14:editId="574872EC">
+            <wp:extent cx="3657600" cy="1790512"/>
+            <wp:effectExtent l="0" t="0" r="0" b="635"/>
             <wp:docPr id="1429077056" name="Imagen 1"/>
             <wp:cNvGraphicFramePr>
               <a:graphicFrameLocks xmlns:a="http://schemas.openxmlformats.org/drawingml/2006/main" noChangeAspect="1"/>
@@ -5000,7 +5137,7 @@
                     <pic:cNvPicPr/>
                   </pic:nvPicPr>
                   <pic:blipFill>
-                    <a:blip r:embed="rId33"/>
+                    <a:blip r:embed="rId34"/>
                     <a:stretch>
                       <a:fillRect/>
                     </a:stretch>
@@ -5008,7 +5145,7 @@
                   <pic:spPr>
                     <a:xfrm>
                       <a:off x="0" y="0"/>
-                      <a:ext cx="4658841" cy="2280652"/>
+                      <a:ext cx="3710719" cy="1816515"/>
                     </a:xfrm>
                     <a:prstGeom prst="rect">
                       <a:avLst/>
@@ -5037,7 +5174,6 @@
           <w:bCs/>
           <w:szCs w:val="24"/>
         </w:rPr>
-        <w:lastRenderedPageBreak/>
         <w:t>Estado tras confirmar la compra</w:t>
       </w:r>
     </w:p>
@@ -5112,7 +5248,7 @@
     <w:p>
       <w:pPr>
         <w:spacing w:after="160" w:line="259" w:lineRule="auto"/>
-        <w:jc w:val="left"/>
+        <w:jc w:val="center"/>
         <w:rPr>
           <w:szCs w:val="24"/>
         </w:rPr>
@@ -5123,9 +5259,9 @@
           <w:szCs w:val="24"/>
         </w:rPr>
         <w:drawing>
-          <wp:inline distT="0" distB="0" distL="0" distR="0" wp14:anchorId="1D7CAA04" wp14:editId="2BE63250">
-            <wp:extent cx="5702300" cy="2763520"/>
-            <wp:effectExtent l="0" t="0" r="0" b="0"/>
+          <wp:inline distT="0" distB="0" distL="0" distR="0" wp14:anchorId="116DA0AD" wp14:editId="35B9D7A1">
+            <wp:extent cx="4761186" cy="2307426"/>
+            <wp:effectExtent l="0" t="0" r="1905" b="0"/>
             <wp:docPr id="1137165205" name="Imagen 1"/>
             <wp:cNvGraphicFramePr>
               <a:graphicFrameLocks xmlns:a="http://schemas.openxmlformats.org/drawingml/2006/main" noChangeAspect="1"/>
@@ -5138,7 +5274,7 @@
                     <pic:cNvPicPr/>
                   </pic:nvPicPr>
                   <pic:blipFill>
-                    <a:blip r:embed="rId34"/>
+                    <a:blip r:embed="rId35"/>
                     <a:stretch>
                       <a:fillRect/>
                     </a:stretch>
@@ -5146,7 +5282,7 @@
                   <pic:spPr>
                     <a:xfrm>
                       <a:off x="0" y="0"/>
-                      <a:ext cx="5702300" cy="2763520"/>
+                      <a:ext cx="4768333" cy="2310890"/>
                     </a:xfrm>
                     <a:prstGeom prst="rect">
                       <a:avLst/>
@@ -5161,99 +5297,9 @@
     </w:p>
     <w:p>
       <w:pPr>
-        <w:spacing w:after="160" w:line="259" w:lineRule="auto"/>
-        <w:jc w:val="left"/>
-        <w:rPr>
-          <w:szCs w:val="24"/>
-        </w:rPr>
-      </w:pPr>
-    </w:p>
-    <w:p>
-      <w:pPr>
-        <w:spacing w:after="160" w:line="259" w:lineRule="auto"/>
-        <w:jc w:val="left"/>
-        <w:rPr>
-          <w:szCs w:val="24"/>
-        </w:rPr>
-      </w:pPr>
-    </w:p>
-    <w:p>
-      <w:pPr>
-        <w:spacing w:after="160" w:line="259" w:lineRule="auto"/>
-        <w:jc w:val="left"/>
-        <w:rPr>
-          <w:szCs w:val="24"/>
-        </w:rPr>
-      </w:pPr>
-    </w:p>
-    <w:p>
-      <w:pPr>
-        <w:spacing w:after="160" w:line="259" w:lineRule="auto"/>
-        <w:jc w:val="left"/>
-        <w:rPr>
-          <w:szCs w:val="24"/>
-        </w:rPr>
-      </w:pPr>
-    </w:p>
-    <w:p>
-      <w:pPr>
-        <w:spacing w:after="160" w:line="259" w:lineRule="auto"/>
-        <w:jc w:val="left"/>
-        <w:rPr>
-          <w:szCs w:val="24"/>
-        </w:rPr>
-      </w:pPr>
-    </w:p>
-    <w:p>
-      <w:pPr>
-        <w:spacing w:after="160" w:line="259" w:lineRule="auto"/>
-        <w:jc w:val="left"/>
-        <w:rPr>
-          <w:szCs w:val="24"/>
-        </w:rPr>
-      </w:pPr>
-    </w:p>
-    <w:p>
-      <w:pPr>
-        <w:spacing w:after="160" w:line="259" w:lineRule="auto"/>
-        <w:jc w:val="left"/>
-        <w:rPr>
-          <w:szCs w:val="24"/>
-        </w:rPr>
-      </w:pPr>
-    </w:p>
-    <w:p>
-      <w:pPr>
-        <w:spacing w:after="160" w:line="259" w:lineRule="auto"/>
-        <w:jc w:val="left"/>
-        <w:rPr>
-          <w:szCs w:val="24"/>
-        </w:rPr>
-      </w:pPr>
-    </w:p>
-    <w:p>
-      <w:pPr>
-        <w:spacing w:after="160" w:line="259" w:lineRule="auto"/>
-        <w:jc w:val="left"/>
-        <w:rPr>
-          <w:szCs w:val="24"/>
-        </w:rPr>
-      </w:pPr>
-    </w:p>
-    <w:p>
-      <w:pPr>
-        <w:spacing w:after="160" w:line="259" w:lineRule="auto"/>
-        <w:jc w:val="left"/>
-        <w:rPr>
-          <w:szCs w:val="24"/>
-        </w:rPr>
-      </w:pPr>
-    </w:p>
-    <w:p>
-      <w:pPr>
         <w:pStyle w:val="Ttulo1"/>
       </w:pPr>
-      <w:bookmarkStart w:id="23" w:name="_Toc228056251"/>
+      <w:bookmarkStart w:id="23" w:name="_Toc228538751"/>
       <w:r>
         <w:lastRenderedPageBreak/>
         <w:t>Conclusión</w:t>
@@ -5262,13 +5308,7 @@
     </w:p>
     <w:p>
       <w:r>
-        <w:t xml:space="preserve">El desarrollo de la tienda </w:t>
-      </w:r>
-      <w:r>
-        <w:t>virtual</w:t>
-      </w:r>
-      <w:r>
-        <w:t xml:space="preserve"> </w:t>
+        <w:t xml:space="preserve">El desarrollo de la tienda virtual </w:t>
       </w:r>
       <w:proofErr w:type="spellStart"/>
       <w:r>
@@ -5297,11 +5337,10 @@
       <w:r>
         <w:t>, en lugar de confiar en los valores persistidos, es un ejemplo directo del principio de diseño seguro que plantea el OWASP A04: nunca confiar en datos que el cliente puede manipular. Esta lógica, aplicada en un contexto académico, es exactamente la misma que se implementaría en un sistema de comercio electrónico real donde una vulnerabilidad equivalente podría traducirse en pérdidas económicas directas para la empresa.</w:t>
       </w:r>
-      <w:bookmarkEnd w:id="0"/>
     </w:p>
     <w:sectPr>
-      <w:headerReference w:type="default" r:id="rId35"/>
-      <w:footerReference w:type="default" r:id="rId36"/>
+      <w:headerReference w:type="default" r:id="rId36"/>
+      <w:footerReference w:type="default" r:id="rId37"/>
       <w:endnotePr>
         <w:numFmt w:val="decimal"/>
       </w:endnotePr>
@@ -13464,6 +13503,30 @@
 </file>
 
 <file path=customXml/item2.xml><?xml version="1.0" encoding="utf-8"?>
+<?mso-contentType ?>
+<FormTemplates xmlns="http://schemas.microsoft.com/sharepoint/v3/contenttype/forms">
+  <Display>DocumentLibraryForm</Display>
+  <Edit>DocumentLibraryForm</Edit>
+  <New>DocumentLibraryForm</New>
+</FormTemplates>
+</file>
+
+<file path=customXml/item3.xml><?xml version="1.0" encoding="utf-8"?>
+<p:properties xmlns:p="http://schemas.microsoft.com/office/2006/metadata/properties" xmlns:xsi="http://www.w3.org/2001/XMLSchema-instance" xmlns:pc="http://schemas.microsoft.com/office/infopath/2007/PartnerControls">
+  <documentManagement>
+    <lcf76f155ced4ddcb4097134ff3c332f xmlns="f9d6f6a8-4c53-4eb2-bc43-5970dc157c21">
+      <Terms xmlns="http://schemas.microsoft.com/office/infopath/2007/PartnerControls"/>
+    </lcf76f155ced4ddcb4097134ff3c332f>
+    <Prueba xmlns="f9d6f6a8-4c53-4eb2-bc43-5970dc157c21" xsi:nil="true"/>
+    <Estado xmlns="f9d6f6a8-4c53-4eb2-bc43-5970dc157c21" xsi:nil="true"/>
+    <TaxCatchAll xmlns="cde5a5e2-932b-4139-8354-a8de2ed6db86" xsi:nil="true"/>
+    <Fecha_x0020__x00fa_ltimo_x0020_recurso xmlns="f9d6f6a8-4c53-4eb2-bc43-5970dc157c21" xsi:nil="true"/>
+    <_Flow_SignoffStatus xmlns="f9d6f6a8-4c53-4eb2-bc43-5970dc157c21" xsi:nil="true"/>
+  </documentManagement>
+</p:properties>
+</file>
+
+<file path=customXml/item4.xml><?xml version="1.0" encoding="utf-8"?>
 <ct:contentTypeSchema xmlns:ct="http://schemas.microsoft.com/office/2006/metadata/contentType" xmlns:ma="http://schemas.microsoft.com/office/2006/metadata/properties/metaAttributes" ct:_="" ma:_="" ma:contentTypeName="Documento" ma:contentTypeID="0x010100FBEC16E57C49FB4C8FC2068EAA100277" ma:contentTypeVersion="29" ma:contentTypeDescription="Crear nuevo documento." ma:contentTypeScope="" ma:versionID="213e68402eea7ee67e92a7e85787514f">
   <xsd:schema xmlns:xsd="http://www.w3.org/2001/XMLSchema" xmlns:xs="http://www.w3.org/2001/XMLSchema" xmlns:p="http://schemas.microsoft.com/office/2006/metadata/properties" xmlns:ns2="f9d6f6a8-4c53-4eb2-bc43-5970dc157c21" xmlns:ns3="cde5a5e2-932b-4139-8354-a8de2ed6db86" targetNamespace="http://schemas.microsoft.com/office/2006/metadata/properties" ma:root="true" ma:fieldsID="cae16da778cf5b9ab526a32f8390a014" ns2:_="" ns3:_="">
     <xsd:import namespace="f9d6f6a8-4c53-4eb2-bc43-5970dc157c21"/>
@@ -13749,30 +13812,6 @@
 </ct:contentTypeSchema>
 </file>
 
-<file path=customXml/item3.xml><?xml version="1.0" encoding="utf-8"?>
-<p:properties xmlns:p="http://schemas.microsoft.com/office/2006/metadata/properties" xmlns:xsi="http://www.w3.org/2001/XMLSchema-instance" xmlns:pc="http://schemas.microsoft.com/office/infopath/2007/PartnerControls">
-  <documentManagement>
-    <lcf76f155ced4ddcb4097134ff3c332f xmlns="f9d6f6a8-4c53-4eb2-bc43-5970dc157c21">
-      <Terms xmlns="http://schemas.microsoft.com/office/infopath/2007/PartnerControls"/>
-    </lcf76f155ced4ddcb4097134ff3c332f>
-    <Prueba xmlns="f9d6f6a8-4c53-4eb2-bc43-5970dc157c21" xsi:nil="true"/>
-    <Estado xmlns="f9d6f6a8-4c53-4eb2-bc43-5970dc157c21" xsi:nil="true"/>
-    <TaxCatchAll xmlns="cde5a5e2-932b-4139-8354-a8de2ed6db86" xsi:nil="true"/>
-    <Fecha_x0020__x00fa_ltimo_x0020_recurso xmlns="f9d6f6a8-4c53-4eb2-bc43-5970dc157c21" xsi:nil="true"/>
-    <_Flow_SignoffStatus xmlns="f9d6f6a8-4c53-4eb2-bc43-5970dc157c21" xsi:nil="true"/>
-  </documentManagement>
-</p:properties>
-</file>
-
-<file path=customXml/item4.xml><?xml version="1.0" encoding="utf-8"?>
-<?mso-contentType ?>
-<FormTemplates xmlns="http://schemas.microsoft.com/sharepoint/v3/contenttype/forms">
-  <Display>DocumentLibraryForm</Display>
-  <Edit>DocumentLibraryForm</Edit>
-  <New>DocumentLibraryForm</New>
-</FormTemplates>
-</file>
-
 <file path=customXml/item5.xml><?xml version="1.0" encoding="utf-8"?>
 <b:Sources xmlns:b="http://schemas.openxmlformats.org/officeDocument/2006/bibliography" xmlns="http://schemas.openxmlformats.org/officeDocument/2006/bibliography" SelectedStyle="\APASixthEditionOfficeOnline.xsl" StyleName="APA" Version="6">
   <b:Source>
@@ -14009,6 +14048,25 @@
 </file>
 
 <file path=customXml/itemProps2.xml><?xml version="1.0" encoding="utf-8"?>
+<ds:datastoreItem xmlns:ds="http://schemas.openxmlformats.org/officeDocument/2006/customXml" ds:itemID="{7AE20836-165E-4F1C-BCD3-15D8D6C1D9BA}">
+  <ds:schemaRefs>
+    <ds:schemaRef ds:uri="http://schemas.microsoft.com/sharepoint/v3/contenttype/forms"/>
+  </ds:schemaRefs>
+</ds:datastoreItem>
+</file>
+
+<file path=customXml/itemProps3.xml><?xml version="1.0" encoding="utf-8"?>
+<ds:datastoreItem xmlns:ds="http://schemas.openxmlformats.org/officeDocument/2006/customXml" ds:itemID="{6593AE01-2D0B-457F-B235-F72C3C6C9419}">
+  <ds:schemaRefs>
+    <ds:schemaRef ds:uri="http://schemas.microsoft.com/office/2006/metadata/properties"/>
+    <ds:schemaRef ds:uri="http://schemas.microsoft.com/office/infopath/2007/PartnerControls"/>
+    <ds:schemaRef ds:uri="f9d6f6a8-4c53-4eb2-bc43-5970dc157c21"/>
+    <ds:schemaRef ds:uri="cde5a5e2-932b-4139-8354-a8de2ed6db86"/>
+  </ds:schemaRefs>
+</ds:datastoreItem>
+</file>
+
+<file path=customXml/itemProps4.xml><?xml version="1.0" encoding="utf-8"?>
 <ds:datastoreItem xmlns:ds="http://schemas.openxmlformats.org/officeDocument/2006/customXml" ds:itemID="{4B0B31D8-A0EF-4971-B122-1CE17CFFBBAE}">
   <ds:schemaRefs>
     <ds:schemaRef ds:uri="http://schemas.microsoft.com/office/2006/metadata/contentType"/>
@@ -14027,25 +14085,6 @@
 </ds:datastoreItem>
 </file>
 
-<file path=customXml/itemProps3.xml><?xml version="1.0" encoding="utf-8"?>
-<ds:datastoreItem xmlns:ds="http://schemas.openxmlformats.org/officeDocument/2006/customXml" ds:itemID="{6593AE01-2D0B-457F-B235-F72C3C6C9419}">
-  <ds:schemaRefs>
-    <ds:schemaRef ds:uri="http://schemas.microsoft.com/office/2006/metadata/properties"/>
-    <ds:schemaRef ds:uri="http://schemas.microsoft.com/office/infopath/2007/PartnerControls"/>
-    <ds:schemaRef ds:uri="f9d6f6a8-4c53-4eb2-bc43-5970dc157c21"/>
-    <ds:schemaRef ds:uri="cde5a5e2-932b-4139-8354-a8de2ed6db86"/>
-  </ds:schemaRefs>
-</ds:datastoreItem>
-</file>
-
-<file path=customXml/itemProps4.xml><?xml version="1.0" encoding="utf-8"?>
-<ds:datastoreItem xmlns:ds="http://schemas.openxmlformats.org/officeDocument/2006/customXml" ds:itemID="{7AE20836-165E-4F1C-BCD3-15D8D6C1D9BA}">
-  <ds:schemaRefs>
-    <ds:schemaRef ds:uri="http://schemas.microsoft.com/sharepoint/v3/contenttype/forms"/>
-  </ds:schemaRefs>
-</ds:datastoreItem>
-</file>
-
 <file path=customXml/itemProps5.xml><?xml version="1.0" encoding="utf-8"?>
 <ds:datastoreItem xmlns:ds="http://schemas.openxmlformats.org/officeDocument/2006/customXml" ds:itemID="{0E464DF5-1F41-6F48-83D9-C3A760C3C96A}">
   <ds:schemaRefs>
